--- a/docs/guia_materiales_taller4.docx
+++ b/docs/guia_materiales_taller4.docx
@@ -15,8 +15,42 @@
           <w:sz w:val="28"/>
           <w:szCs w:val="28"/>
         </w:rPr>
-        <w:t>Taller 4: Tarea Go/No-Go</w:t>
-      </w:r>
+        <w:t xml:space="preserve">Taller 4: Tarea </w:t>
+      </w:r>
+      <w:proofErr w:type="spellStart"/>
+      <w:r>
+        <w:rPr>
+          <w:b/>
+          <w:bCs/>
+          <w:color w:val="000000"/>
+          <w:sz w:val="28"/>
+          <w:szCs w:val="28"/>
+        </w:rPr>
+        <w:t>Go</w:t>
+      </w:r>
+      <w:proofErr w:type="spellEnd"/>
+      <w:r>
+        <w:rPr>
+          <w:b/>
+          <w:bCs/>
+          <w:color w:val="000000"/>
+          <w:sz w:val="28"/>
+          <w:szCs w:val="28"/>
+        </w:rPr>
+        <w:t>/No-</w:t>
+      </w:r>
+      <w:proofErr w:type="spellStart"/>
+      <w:r>
+        <w:rPr>
+          <w:b/>
+          <w:bCs/>
+          <w:color w:val="000000"/>
+          <w:sz w:val="28"/>
+          <w:szCs w:val="28"/>
+        </w:rPr>
+        <w:t>Go</w:t>
+      </w:r>
+      <w:proofErr w:type="spellEnd"/>
     </w:p>
     <w:p>
       <w:pPr>
@@ -69,7 +103,175 @@
         <w:rPr>
           <w:color w:val="000000"/>
         </w:rPr>
-        <w:t>El presente documento describe los materiales del Taller 4 del curso, centrado en el diseño e implementación de la tarea Go/No-Go en PsychoPy Builder. La tarea Go/No-Go es un paradigma de control inhibitorio en el que el participante debe responder ante un estímulo frecuente (Go) e inhibir su respuesta ante un estímulo infrecuente (No-Go). La alta proporción de trials Go genera una tendencia prepotente a responder, lo que hace que la inhibición en los trials No-Go sea cognitivamente demandante. Wessel (2018) es la referencia metodológica utilizada en el taller.</w:t>
+        <w:t xml:space="preserve">El presente documento describe los materiales del Taller 4 del curso, centrado en el diseño e implementación de la tarea </w:t>
+      </w:r>
+      <w:proofErr w:type="spellStart"/>
+      <w:r>
+        <w:rPr>
+          <w:color w:val="000000"/>
+        </w:rPr>
+        <w:t>Go</w:t>
+      </w:r>
+      <w:proofErr w:type="spellEnd"/>
+      <w:r>
+        <w:rPr>
+          <w:color w:val="000000"/>
+        </w:rPr>
+        <w:t>/No-</w:t>
+      </w:r>
+      <w:proofErr w:type="spellStart"/>
+      <w:r>
+        <w:rPr>
+          <w:color w:val="000000"/>
+        </w:rPr>
+        <w:t>Go</w:t>
+      </w:r>
+      <w:proofErr w:type="spellEnd"/>
+      <w:r>
+        <w:rPr>
+          <w:color w:val="000000"/>
+        </w:rPr>
+        <w:t xml:space="preserve"> en </w:t>
+      </w:r>
+      <w:proofErr w:type="spellStart"/>
+      <w:r>
+        <w:rPr>
+          <w:color w:val="000000"/>
+        </w:rPr>
+        <w:t>PsychoPy</w:t>
+      </w:r>
+      <w:proofErr w:type="spellEnd"/>
+      <w:r>
+        <w:rPr>
+          <w:color w:val="000000"/>
+        </w:rPr>
+        <w:t xml:space="preserve"> </w:t>
+      </w:r>
+      <w:proofErr w:type="spellStart"/>
+      <w:r>
+        <w:rPr>
+          <w:color w:val="000000"/>
+        </w:rPr>
+        <w:t>Builder</w:t>
+      </w:r>
+      <w:proofErr w:type="spellEnd"/>
+      <w:r>
+        <w:rPr>
+          <w:color w:val="000000"/>
+        </w:rPr>
+        <w:t xml:space="preserve">. La tarea </w:t>
+      </w:r>
+      <w:proofErr w:type="spellStart"/>
+      <w:r>
+        <w:rPr>
+          <w:color w:val="000000"/>
+        </w:rPr>
+        <w:t>Go</w:t>
+      </w:r>
+      <w:proofErr w:type="spellEnd"/>
+      <w:r>
+        <w:rPr>
+          <w:color w:val="000000"/>
+        </w:rPr>
+        <w:t>/No-</w:t>
+      </w:r>
+      <w:proofErr w:type="spellStart"/>
+      <w:r>
+        <w:rPr>
+          <w:color w:val="000000"/>
+        </w:rPr>
+        <w:t>Go</w:t>
+      </w:r>
+      <w:proofErr w:type="spellEnd"/>
+      <w:r>
+        <w:rPr>
+          <w:color w:val="000000"/>
+        </w:rPr>
+        <w:t xml:space="preserve"> es un paradigma de control inhibitorio en el que el participante debe responder ante un estímulo frecuente (</w:t>
+      </w:r>
+      <w:proofErr w:type="spellStart"/>
+      <w:r>
+        <w:rPr>
+          <w:color w:val="000000"/>
+        </w:rPr>
+        <w:t>Go</w:t>
+      </w:r>
+      <w:proofErr w:type="spellEnd"/>
+      <w:r>
+        <w:rPr>
+          <w:color w:val="000000"/>
+        </w:rPr>
+        <w:t>) e inhibir su respuesta ante un estímulo infrecuente (No-</w:t>
+      </w:r>
+      <w:proofErr w:type="spellStart"/>
+      <w:r>
+        <w:rPr>
+          <w:color w:val="000000"/>
+        </w:rPr>
+        <w:t>Go</w:t>
+      </w:r>
+      <w:proofErr w:type="spellEnd"/>
+      <w:r>
+        <w:rPr>
+          <w:color w:val="000000"/>
+        </w:rPr>
+        <w:t xml:space="preserve">). La alta proporción de </w:t>
+      </w:r>
+      <w:proofErr w:type="spellStart"/>
+      <w:r>
+        <w:rPr>
+          <w:color w:val="000000"/>
+        </w:rPr>
+        <w:t>trials</w:t>
+      </w:r>
+      <w:proofErr w:type="spellEnd"/>
+      <w:r>
+        <w:rPr>
+          <w:color w:val="000000"/>
+        </w:rPr>
+        <w:t xml:space="preserve"> </w:t>
+      </w:r>
+      <w:proofErr w:type="spellStart"/>
+      <w:r>
+        <w:rPr>
+          <w:color w:val="000000"/>
+        </w:rPr>
+        <w:t>Go</w:t>
+      </w:r>
+      <w:proofErr w:type="spellEnd"/>
+      <w:r>
+        <w:rPr>
+          <w:color w:val="000000"/>
+        </w:rPr>
+        <w:t xml:space="preserve"> genera una tendencia prepotente a responder, lo que hace que la inhibición en los </w:t>
+      </w:r>
+      <w:proofErr w:type="spellStart"/>
+      <w:r>
+        <w:rPr>
+          <w:color w:val="000000"/>
+        </w:rPr>
+        <w:t>trials</w:t>
+      </w:r>
+      <w:proofErr w:type="spellEnd"/>
+      <w:r>
+        <w:rPr>
+          <w:color w:val="000000"/>
+        </w:rPr>
+        <w:t xml:space="preserve"> No-</w:t>
+      </w:r>
+      <w:proofErr w:type="spellStart"/>
+      <w:r>
+        <w:rPr>
+          <w:color w:val="000000"/>
+        </w:rPr>
+        <w:t>Go</w:t>
+      </w:r>
+      <w:proofErr w:type="spellEnd"/>
+      <w:r>
+        <w:rPr>
+          <w:color w:val="000000"/>
+        </w:rPr>
+        <w:t xml:space="preserve"> sea cognitivamente demandante. Wessel (2018) es la referencia metodológica utilizada en el taller.</w:t>
       </w:r>
     </w:p>
     <w:p>
@@ -137,7 +339,35 @@
                 <w:sz w:val="22"/>
                 <w:szCs w:val="22"/>
               </w:rPr>
-              <w:t>El archivo .psyexp será completado durante el taller. Al finalizar la semana se subirá la versión resuelta al repositorio.</w:t>
+              <w:t xml:space="preserve">El </w:t>
+            </w:r>
+            <w:proofErr w:type="gramStart"/>
+            <w:r>
+              <w:rPr>
+                <w:color w:val="000000"/>
+                <w:sz w:val="22"/>
+                <w:szCs w:val="22"/>
+              </w:rPr>
+              <w:t>archivo .</w:t>
+            </w:r>
+            <w:proofErr w:type="spellStart"/>
+            <w:r>
+              <w:rPr>
+                <w:color w:val="000000"/>
+                <w:sz w:val="22"/>
+                <w:szCs w:val="22"/>
+              </w:rPr>
+              <w:t>psyexp</w:t>
+            </w:r>
+            <w:proofErr w:type="spellEnd"/>
+            <w:proofErr w:type="gramEnd"/>
+            <w:r>
+              <w:rPr>
+                <w:color w:val="000000"/>
+                <w:sz w:val="22"/>
+                <w:szCs w:val="22"/>
+              </w:rPr>
+              <w:t xml:space="preserve"> será completado durante el taller. Al finalizar la semana se subirá la versión resuelta al repositorio.</w:t>
             </w:r>
           </w:p>
         </w:tc>
@@ -214,7 +444,21 @@
           <w:color w:val="000000"/>
         </w:rPr>
         <w:tab/>
-        <w:t>Seleccionar Download ZIP.</w:t>
+        <w:t xml:space="preserve">Seleccionar </w:t>
+      </w:r>
+      <w:proofErr w:type="spellStart"/>
+      <w:r>
+        <w:rPr>
+          <w:color w:val="000000"/>
+        </w:rPr>
+        <w:t>Download</w:t>
+      </w:r>
+      <w:proofErr w:type="spellEnd"/>
+      <w:r>
+        <w:rPr>
+          <w:color w:val="000000"/>
+        </w:rPr>
+        <w:t xml:space="preserve"> ZIP.</w:t>
       </w:r>
     </w:p>
     <w:p>
@@ -254,7 +498,57 @@
           <w:color w:val="000000"/>
         </w:rPr>
         <w:tab/>
-        <w:t>Abrir PsychoPy Builder y cargar el archivo gonogo_task.psyexp.</w:t>
+        <w:t xml:space="preserve">Abrir </w:t>
+      </w:r>
+      <w:proofErr w:type="spellStart"/>
+      <w:r>
+        <w:rPr>
+          <w:color w:val="000000"/>
+        </w:rPr>
+        <w:t>PsychoPy</w:t>
+      </w:r>
+      <w:proofErr w:type="spellEnd"/>
+      <w:r>
+        <w:rPr>
+          <w:color w:val="000000"/>
+        </w:rPr>
+        <w:t xml:space="preserve"> </w:t>
+      </w:r>
+      <w:proofErr w:type="spellStart"/>
+      <w:r>
+        <w:rPr>
+          <w:color w:val="000000"/>
+        </w:rPr>
+        <w:t>Builder</w:t>
+      </w:r>
+      <w:proofErr w:type="spellEnd"/>
+      <w:r>
+        <w:rPr>
+          <w:color w:val="000000"/>
+        </w:rPr>
+        <w:t xml:space="preserve"> y cargar el archivo </w:t>
+      </w:r>
+      <w:proofErr w:type="spellStart"/>
+      <w:r>
+        <w:rPr>
+          <w:color w:val="000000"/>
+        </w:rPr>
+        <w:t>gonogo_</w:t>
+      </w:r>
+      <w:proofErr w:type="gramStart"/>
+      <w:r>
+        <w:rPr>
+          <w:color w:val="000000"/>
+        </w:rPr>
+        <w:t>task.psyexp</w:t>
+      </w:r>
+      <w:proofErr w:type="spellEnd"/>
+      <w:proofErr w:type="gramEnd"/>
+      <w:r>
+        <w:rPr>
+          <w:color w:val="000000"/>
+        </w:rPr>
+        <w:t>.</w:t>
       </w:r>
     </w:p>
     <w:p>
@@ -322,7 +616,25 @@
                 <w:sz w:val="22"/>
                 <w:szCs w:val="22"/>
               </w:rPr>
-              <w:t>No mover ni renombrar ninguna carpeta. PsychoPy necesita encontrar las imágenes en la ruta media/ exactamente como está configurado en el archivo de condiciones.</w:t>
+              <w:t xml:space="preserve">No mover ni renombrar ninguna carpeta. </w:t>
+            </w:r>
+            <w:proofErr w:type="spellStart"/>
+            <w:r>
+              <w:rPr>
+                <w:color w:val="000000"/>
+                <w:sz w:val="22"/>
+                <w:szCs w:val="22"/>
+              </w:rPr>
+              <w:t>PsychoPy</w:t>
+            </w:r>
+            <w:proofErr w:type="spellEnd"/>
+            <w:r>
+              <w:rPr>
+                <w:color w:val="000000"/>
+                <w:sz w:val="22"/>
+                <w:szCs w:val="22"/>
+              </w:rPr>
+              <w:t xml:space="preserve"> necesita encontrar las imágenes en la ruta media/ exactamente como está configurado en el archivo de condiciones.</w:t>
             </w:r>
           </w:p>
         </w:tc>
@@ -431,8 +743,30 @@
                 <w:sz w:val="20"/>
                 <w:szCs w:val="20"/>
               </w:rPr>
-              <w:t>├── gonogo_task.psyexp</w:t>
-            </w:r>
+              <w:t xml:space="preserve">├── </w:t>
+            </w:r>
+            <w:proofErr w:type="spellStart"/>
+            <w:r>
+              <w:rPr>
+                <w:rFonts w:ascii="Courier New" w:eastAsia="Courier New" w:hAnsi="Courier New" w:cs="Courier New"/>
+                <w:color w:val="000000"/>
+                <w:sz w:val="20"/>
+                <w:szCs w:val="20"/>
+              </w:rPr>
+              <w:t>gonogo_</w:t>
+            </w:r>
+            <w:proofErr w:type="gramStart"/>
+            <w:r>
+              <w:rPr>
+                <w:rFonts w:ascii="Courier New" w:eastAsia="Courier New" w:hAnsi="Courier New" w:cs="Courier New"/>
+                <w:color w:val="000000"/>
+                <w:sz w:val="20"/>
+                <w:szCs w:val="20"/>
+              </w:rPr>
+              <w:t>task.psyexp</w:t>
+            </w:r>
+            <w:proofErr w:type="spellEnd"/>
+            <w:proofErr w:type="gramEnd"/>
           </w:p>
           <w:p>
             <w:pPr>
@@ -453,13 +787,17 @@
             <w:pPr>
               <w:spacing w:before="20" w:after="20"/>
               <w:jc w:val="both"/>
-            </w:pPr>
-            <w:r>
-              <w:rPr>
-                <w:rFonts w:ascii="Courier New" w:eastAsia="Courier New" w:hAnsi="Courier New" w:cs="Courier New"/>
-                <w:color w:val="000000"/>
-                <w:sz w:val="20"/>
-                <w:szCs w:val="20"/>
+              <w:rPr>
+                <w:lang w:val="en-US"/>
+              </w:rPr>
+            </w:pPr>
+            <w:r>
+              <w:rPr>
+                <w:rFonts w:ascii="Courier New" w:eastAsia="Courier New" w:hAnsi="Courier New" w:cs="Courier New"/>
+                <w:color w:val="000000"/>
+                <w:sz w:val="20"/>
+                <w:szCs w:val="20"/>
+                <w:lang w:val="en-US"/>
               </w:rPr>
               <w:t>├── conditions/</w:t>
             </w:r>
@@ -468,13 +806,17 @@
             <w:pPr>
               <w:spacing w:before="20" w:after="20"/>
               <w:jc w:val="both"/>
-            </w:pPr>
-            <w:r>
-              <w:rPr>
-                <w:rFonts w:ascii="Courier New" w:eastAsia="Courier New" w:hAnsi="Courier New" w:cs="Courier New"/>
-                <w:color w:val="000000"/>
-                <w:sz w:val="20"/>
-                <w:szCs w:val="20"/>
+              <w:rPr>
+                <w:lang w:val="en-US"/>
+              </w:rPr>
+            </w:pPr>
+            <w:r>
+              <w:rPr>
+                <w:rFonts w:ascii="Courier New" w:eastAsia="Courier New" w:hAnsi="Courier New" w:cs="Courier New"/>
+                <w:color w:val="000000"/>
+                <w:sz w:val="20"/>
+                <w:szCs w:val="20"/>
+                <w:lang w:val="en-US"/>
               </w:rPr>
               <w:t xml:space="preserve">│   ├── </w:t>
             </w:r>
@@ -484,6 +826,7 @@
                 <w:color w:val="000000"/>
                 <w:sz w:val="20"/>
                 <w:szCs w:val="20"/>
+                <w:lang w:val="en-US"/>
               </w:rPr>
               <w:t>condiciones_</w:t>
             </w:r>
@@ -493,8 +836,31 @@
                 <w:color w:val="000000"/>
                 <w:sz w:val="20"/>
                 <w:szCs w:val="20"/>
-              </w:rPr>
-              <w:t>practica.xlsx              (20 trials — 16 Go + 4 No-Go)</w:t>
+                <w:lang w:val="en-US"/>
+              </w:rPr>
+              <w:t xml:space="preserve">practica.xlsx           </w:t>
+            </w:r>
+            <w:proofErr w:type="gramStart"/>
+            <w:r>
+              <w:rPr>
+                <w:rFonts w:ascii="Courier New" w:eastAsia="Courier New" w:hAnsi="Courier New" w:cs="Courier New"/>
+                <w:color w:val="000000"/>
+                <w:sz w:val="20"/>
+                <w:szCs w:val="20"/>
+                <w:lang w:val="en-US"/>
+              </w:rPr>
+              <w:t xml:space="preserve">   (</w:t>
+            </w:r>
+            <w:proofErr w:type="gramEnd"/>
+            <w:r>
+              <w:rPr>
+                <w:rFonts w:ascii="Courier New" w:eastAsia="Courier New" w:hAnsi="Courier New" w:cs="Courier New"/>
+                <w:color w:val="000000"/>
+                <w:sz w:val="20"/>
+                <w:szCs w:val="20"/>
+                <w:lang w:val="en-US"/>
+              </w:rPr>
+              <w:t>20 trials — 16 Go + 4 No-Go)</w:t>
             </w:r>
           </w:p>
           <w:p>
@@ -527,7 +893,87 @@
                 <w:sz w:val="20"/>
                 <w:szCs w:val="20"/>
               </w:rPr>
-              <w:t>experimental.xlsx         (80 trials — 64 Go + 16 No-Go)</w:t>
+              <w:t xml:space="preserve">experimental.xlsx      </w:t>
+            </w:r>
+            <w:proofErr w:type="gramStart"/>
+            <w:r>
+              <w:rPr>
+                <w:rFonts w:ascii="Courier New" w:eastAsia="Courier New" w:hAnsi="Courier New" w:cs="Courier New"/>
+                <w:color w:val="000000"/>
+                <w:sz w:val="20"/>
+                <w:szCs w:val="20"/>
+              </w:rPr>
+              <w:t xml:space="preserve">   (</w:t>
+            </w:r>
+            <w:proofErr w:type="gramEnd"/>
+            <w:r>
+              <w:rPr>
+                <w:rFonts w:ascii="Courier New" w:eastAsia="Courier New" w:hAnsi="Courier New" w:cs="Courier New"/>
+                <w:color w:val="000000"/>
+                <w:sz w:val="20"/>
+                <w:szCs w:val="20"/>
+              </w:rPr>
+              <w:t xml:space="preserve">80 </w:t>
+            </w:r>
+            <w:proofErr w:type="spellStart"/>
+            <w:r>
+              <w:rPr>
+                <w:rFonts w:ascii="Courier New" w:eastAsia="Courier New" w:hAnsi="Courier New" w:cs="Courier New"/>
+                <w:color w:val="000000"/>
+                <w:sz w:val="20"/>
+                <w:szCs w:val="20"/>
+              </w:rPr>
+              <w:t>trials</w:t>
+            </w:r>
+            <w:proofErr w:type="spellEnd"/>
+            <w:r>
+              <w:rPr>
+                <w:rFonts w:ascii="Courier New" w:eastAsia="Courier New" w:hAnsi="Courier New" w:cs="Courier New"/>
+                <w:color w:val="000000"/>
+                <w:sz w:val="20"/>
+                <w:szCs w:val="20"/>
+              </w:rPr>
+              <w:t xml:space="preserve"> — 64 </w:t>
+            </w:r>
+            <w:proofErr w:type="spellStart"/>
+            <w:r>
+              <w:rPr>
+                <w:rFonts w:ascii="Courier New" w:eastAsia="Courier New" w:hAnsi="Courier New" w:cs="Courier New"/>
+                <w:color w:val="000000"/>
+                <w:sz w:val="20"/>
+                <w:szCs w:val="20"/>
+              </w:rPr>
+              <w:t>Go</w:t>
+            </w:r>
+            <w:proofErr w:type="spellEnd"/>
+            <w:r>
+              <w:rPr>
+                <w:rFonts w:ascii="Courier New" w:eastAsia="Courier New" w:hAnsi="Courier New" w:cs="Courier New"/>
+                <w:color w:val="000000"/>
+                <w:sz w:val="20"/>
+                <w:szCs w:val="20"/>
+              </w:rPr>
+              <w:t xml:space="preserve"> + 16 No-</w:t>
+            </w:r>
+            <w:proofErr w:type="spellStart"/>
+            <w:r>
+              <w:rPr>
+                <w:rFonts w:ascii="Courier New" w:eastAsia="Courier New" w:hAnsi="Courier New" w:cs="Courier New"/>
+                <w:color w:val="000000"/>
+                <w:sz w:val="20"/>
+                <w:szCs w:val="20"/>
+              </w:rPr>
+              <w:t>Go</w:t>
+            </w:r>
+            <w:proofErr w:type="spellEnd"/>
+            <w:r>
+              <w:rPr>
+                <w:rFonts w:ascii="Courier New" w:eastAsia="Courier New" w:hAnsi="Courier New" w:cs="Courier New"/>
+                <w:color w:val="000000"/>
+                <w:sz w:val="20"/>
+                <w:szCs w:val="20"/>
+              </w:rPr>
+              <w:t>)</w:t>
             </w:r>
           </w:p>
           <w:p>
@@ -572,7 +1018,27 @@
                 <w:sz w:val="20"/>
                 <w:szCs w:val="20"/>
               </w:rPr>
-              <w:t>│   ├── instructions/</w:t>
+              <w:t xml:space="preserve">│   ├── </w:t>
+            </w:r>
+            <w:proofErr w:type="spellStart"/>
+            <w:r>
+              <w:rPr>
+                <w:rFonts w:ascii="Courier New" w:eastAsia="Courier New" w:hAnsi="Courier New" w:cs="Courier New"/>
+                <w:color w:val="000000"/>
+                <w:sz w:val="20"/>
+                <w:szCs w:val="20"/>
+              </w:rPr>
+              <w:t>instructions</w:t>
+            </w:r>
+            <w:proofErr w:type="spellEnd"/>
+            <w:r>
+              <w:rPr>
+                <w:rFonts w:ascii="Courier New" w:eastAsia="Courier New" w:hAnsi="Courier New" w:cs="Courier New"/>
+                <w:color w:val="000000"/>
+                <w:sz w:val="20"/>
+                <w:szCs w:val="20"/>
+              </w:rPr>
+              <w:t>/</w:t>
             </w:r>
           </w:p>
           <w:p>
@@ -678,7 +1144,27 @@
                 <w:sz w:val="20"/>
                 <w:szCs w:val="20"/>
               </w:rPr>
-              <w:t>│   └── stim/</w:t>
+              <w:t xml:space="preserve">│   └── </w:t>
+            </w:r>
+            <w:proofErr w:type="spellStart"/>
+            <w:r>
+              <w:rPr>
+                <w:rFonts w:ascii="Courier New" w:eastAsia="Courier New" w:hAnsi="Courier New" w:cs="Courier New"/>
+                <w:color w:val="000000"/>
+                <w:sz w:val="20"/>
+                <w:szCs w:val="20"/>
+              </w:rPr>
+              <w:t>stim</w:t>
+            </w:r>
+            <w:proofErr w:type="spellEnd"/>
+            <w:r>
+              <w:rPr>
+                <w:rFonts w:ascii="Courier New" w:eastAsia="Courier New" w:hAnsi="Courier New" w:cs="Courier New"/>
+                <w:color w:val="000000"/>
+                <w:sz w:val="20"/>
+                <w:szCs w:val="20"/>
+              </w:rPr>
+              <w:t>/</w:t>
             </w:r>
           </w:p>
           <w:p>
@@ -693,7 +1179,47 @@
                 <w:sz w:val="20"/>
                 <w:szCs w:val="20"/>
               </w:rPr>
-              <w:t>│       ├── go.png                 (círculo verde #27AE60 — 500×500 px)</w:t>
+              <w:t xml:space="preserve">│       ├── go.png              </w:t>
+            </w:r>
+            <w:proofErr w:type="gramStart"/>
+            <w:r>
+              <w:rPr>
+                <w:rFonts w:ascii="Courier New" w:eastAsia="Courier New" w:hAnsi="Courier New" w:cs="Courier New"/>
+                <w:color w:val="000000"/>
+                <w:sz w:val="20"/>
+                <w:szCs w:val="20"/>
+              </w:rPr>
+              <w:t xml:space="preserve">   (</w:t>
+            </w:r>
+            <w:proofErr w:type="gramEnd"/>
+            <w:r>
+              <w:rPr>
+                <w:rFonts w:ascii="Courier New" w:eastAsia="Courier New" w:hAnsi="Courier New" w:cs="Courier New"/>
+                <w:color w:val="000000"/>
+                <w:sz w:val="20"/>
+                <w:szCs w:val="20"/>
+              </w:rPr>
+              <w:t xml:space="preserve">círculo verde #27AE60 — 500×500 </w:t>
+            </w:r>
+            <w:proofErr w:type="spellStart"/>
+            <w:r>
+              <w:rPr>
+                <w:rFonts w:ascii="Courier New" w:eastAsia="Courier New" w:hAnsi="Courier New" w:cs="Courier New"/>
+                <w:color w:val="000000"/>
+                <w:sz w:val="20"/>
+                <w:szCs w:val="20"/>
+              </w:rPr>
+              <w:t>px</w:t>
+            </w:r>
+            <w:proofErr w:type="spellEnd"/>
+            <w:r>
+              <w:rPr>
+                <w:rFonts w:ascii="Courier New" w:eastAsia="Courier New" w:hAnsi="Courier New" w:cs="Courier New"/>
+                <w:color w:val="000000"/>
+                <w:sz w:val="20"/>
+                <w:szCs w:val="20"/>
+              </w:rPr>
+              <w:t>)</w:t>
             </w:r>
           </w:p>
           <w:p>
@@ -708,7 +1234,47 @@
                 <w:sz w:val="20"/>
                 <w:szCs w:val="20"/>
               </w:rPr>
-              <w:t>│       └── nogo.png               (cuadrado rojo #C0392B — 500×500 px)</w:t>
+              <w:t xml:space="preserve">│       └── nogo.png            </w:t>
+            </w:r>
+            <w:proofErr w:type="gramStart"/>
+            <w:r>
+              <w:rPr>
+                <w:rFonts w:ascii="Courier New" w:eastAsia="Courier New" w:hAnsi="Courier New" w:cs="Courier New"/>
+                <w:color w:val="000000"/>
+                <w:sz w:val="20"/>
+                <w:szCs w:val="20"/>
+              </w:rPr>
+              <w:t xml:space="preserve">   (</w:t>
+            </w:r>
+            <w:proofErr w:type="gramEnd"/>
+            <w:r>
+              <w:rPr>
+                <w:rFonts w:ascii="Courier New" w:eastAsia="Courier New" w:hAnsi="Courier New" w:cs="Courier New"/>
+                <w:color w:val="000000"/>
+                <w:sz w:val="20"/>
+                <w:szCs w:val="20"/>
+              </w:rPr>
+              <w:t xml:space="preserve">cuadrado rojo #C0392B — 500×500 </w:t>
+            </w:r>
+            <w:proofErr w:type="spellStart"/>
+            <w:r>
+              <w:rPr>
+                <w:rFonts w:ascii="Courier New" w:eastAsia="Courier New" w:hAnsi="Courier New" w:cs="Courier New"/>
+                <w:color w:val="000000"/>
+                <w:sz w:val="20"/>
+                <w:szCs w:val="20"/>
+              </w:rPr>
+              <w:t>px</w:t>
+            </w:r>
+            <w:proofErr w:type="spellEnd"/>
+            <w:r>
+              <w:rPr>
+                <w:rFonts w:ascii="Courier New" w:eastAsia="Courier New" w:hAnsi="Courier New" w:cs="Courier New"/>
+                <w:color w:val="000000"/>
+                <w:sz w:val="20"/>
+                <w:szCs w:val="20"/>
+              </w:rPr>
+              <w:t>)</w:t>
             </w:r>
           </w:p>
           <w:p>
@@ -738,7 +1304,27 @@
                 <w:sz w:val="20"/>
                 <w:szCs w:val="20"/>
               </w:rPr>
-              <w:t>├── docs/</w:t>
+              <w:t xml:space="preserve">├── </w:t>
+            </w:r>
+            <w:proofErr w:type="spellStart"/>
+            <w:r>
+              <w:rPr>
+                <w:rFonts w:ascii="Courier New" w:eastAsia="Courier New" w:hAnsi="Courier New" w:cs="Courier New"/>
+                <w:color w:val="000000"/>
+                <w:sz w:val="20"/>
+                <w:szCs w:val="20"/>
+              </w:rPr>
+              <w:t>docs</w:t>
+            </w:r>
+            <w:proofErr w:type="spellEnd"/>
+            <w:r>
+              <w:rPr>
+                <w:rFonts w:ascii="Courier New" w:eastAsia="Courier New" w:hAnsi="Courier New" w:cs="Courier New"/>
+                <w:color w:val="000000"/>
+                <w:sz w:val="20"/>
+                <w:szCs w:val="20"/>
+              </w:rPr>
+              <w:t>/</w:t>
             </w:r>
           </w:p>
           <w:p>
@@ -843,8 +1429,36 @@
           <w:iCs/>
           <w:color w:val="000000"/>
         </w:rPr>
-        <w:t>Parámetros del diseño de la tarea Go/No-Go</w:t>
-      </w:r>
+        <w:t xml:space="preserve">Parámetros del diseño de la tarea </w:t>
+      </w:r>
+      <w:proofErr w:type="spellStart"/>
+      <w:r>
+        <w:rPr>
+          <w:i/>
+          <w:iCs/>
+          <w:color w:val="000000"/>
+        </w:rPr>
+        <w:t>Go</w:t>
+      </w:r>
+      <w:proofErr w:type="spellEnd"/>
+      <w:r>
+        <w:rPr>
+          <w:i/>
+          <w:iCs/>
+          <w:color w:val="000000"/>
+        </w:rPr>
+        <w:t>/No-</w:t>
+      </w:r>
+      <w:proofErr w:type="spellStart"/>
+      <w:r>
+        <w:rPr>
+          <w:i/>
+          <w:iCs/>
+          <w:color w:val="000000"/>
+        </w:rPr>
+        <w:t>Go</w:t>
+      </w:r>
+      <w:proofErr w:type="spellEnd"/>
     </w:p>
     <w:tbl>
       <w:tblPr>
@@ -996,13 +1610,41 @@
             <w:pPr>
               <w:jc w:val="both"/>
             </w:pPr>
-            <w:r>
-              <w:rPr>
-                <w:color w:val="000000"/>
-                <w:sz w:val="22"/>
-                <w:szCs w:val="22"/>
-              </w:rPr>
-              <w:t>Go/No-Go — control inhibitorio</w:t>
+            <w:proofErr w:type="spellStart"/>
+            <w:r>
+              <w:rPr>
+                <w:color w:val="000000"/>
+                <w:sz w:val="22"/>
+                <w:szCs w:val="22"/>
+              </w:rPr>
+              <w:t>Go</w:t>
+            </w:r>
+            <w:proofErr w:type="spellEnd"/>
+            <w:r>
+              <w:rPr>
+                <w:color w:val="000000"/>
+                <w:sz w:val="22"/>
+                <w:szCs w:val="22"/>
+              </w:rPr>
+              <w:t>/No-</w:t>
+            </w:r>
+            <w:proofErr w:type="spellStart"/>
+            <w:r>
+              <w:rPr>
+                <w:color w:val="000000"/>
+                <w:sz w:val="22"/>
+                <w:szCs w:val="22"/>
+              </w:rPr>
+              <w:t>Go</w:t>
+            </w:r>
+            <w:proofErr w:type="spellEnd"/>
+            <w:r>
+              <w:rPr>
+                <w:color w:val="000000"/>
+                <w:sz w:val="22"/>
+                <w:szCs w:val="22"/>
+              </w:rPr>
+              <w:t xml:space="preserve"> — control inhibitorio</w:t>
             </w:r>
           </w:p>
         </w:tc>
@@ -1066,7 +1708,25 @@
                 <w:sz w:val="22"/>
                 <w:szCs w:val="22"/>
               </w:rPr>
-              <w:t>Versión 4 de Wessel (2018): rare No-Go + ritmo rápido</w:t>
+              <w:t>Versión 4 de Wessel (2018): rare No-</w:t>
+            </w:r>
+            <w:proofErr w:type="spellStart"/>
+            <w:r>
+              <w:rPr>
+                <w:color w:val="000000"/>
+                <w:sz w:val="22"/>
+                <w:szCs w:val="22"/>
+              </w:rPr>
+              <w:t>Go</w:t>
+            </w:r>
+            <w:proofErr w:type="spellEnd"/>
+            <w:r>
+              <w:rPr>
+                <w:color w:val="000000"/>
+                <w:sz w:val="22"/>
+                <w:szCs w:val="22"/>
+              </w:rPr>
+              <w:t xml:space="preserve"> + ritmo rápido</w:t>
             </w:r>
           </w:p>
         </w:tc>
@@ -1099,8 +1759,18 @@
                 <w:sz w:val="22"/>
                 <w:szCs w:val="22"/>
               </w:rPr>
-              <w:t>Estímulo Go</w:t>
-            </w:r>
+              <w:t xml:space="preserve">Estímulo </w:t>
+            </w:r>
+            <w:proofErr w:type="spellStart"/>
+            <w:r>
+              <w:rPr>
+                <w:color w:val="000000"/>
+                <w:sz w:val="22"/>
+                <w:szCs w:val="22"/>
+              </w:rPr>
+              <w:t>Go</w:t>
+            </w:r>
+            <w:proofErr w:type="spellEnd"/>
           </w:p>
         </w:tc>
         <w:tc>
@@ -1130,7 +1800,25 @@
                 <w:sz w:val="22"/>
                 <w:szCs w:val="22"/>
               </w:rPr>
-              <w:t>Círculo verde (#27AE60) — 500×500 px, fondo negro</w:t>
+              <w:t xml:space="preserve">Círculo verde (#27AE60) — 500×500 </w:t>
+            </w:r>
+            <w:proofErr w:type="spellStart"/>
+            <w:r>
+              <w:rPr>
+                <w:color w:val="000000"/>
+                <w:sz w:val="22"/>
+                <w:szCs w:val="22"/>
+              </w:rPr>
+              <w:t>px</w:t>
+            </w:r>
+            <w:proofErr w:type="spellEnd"/>
+            <w:r>
+              <w:rPr>
+                <w:color w:val="000000"/>
+                <w:sz w:val="22"/>
+                <w:szCs w:val="22"/>
+              </w:rPr>
+              <w:t>, fondo negro</w:t>
             </w:r>
           </w:p>
         </w:tc>
@@ -1163,8 +1851,18 @@
                 <w:sz w:val="22"/>
                 <w:szCs w:val="22"/>
               </w:rPr>
-              <w:t>Estímulo No-Go</w:t>
-            </w:r>
+              <w:t>Estímulo No-</w:t>
+            </w:r>
+            <w:proofErr w:type="spellStart"/>
+            <w:r>
+              <w:rPr>
+                <w:color w:val="000000"/>
+                <w:sz w:val="22"/>
+                <w:szCs w:val="22"/>
+              </w:rPr>
+              <w:t>Go</w:t>
+            </w:r>
+            <w:proofErr w:type="spellEnd"/>
           </w:p>
         </w:tc>
         <w:tc>
@@ -1194,7 +1892,25 @@
                 <w:sz w:val="22"/>
                 <w:szCs w:val="22"/>
               </w:rPr>
-              <w:t>Cuadrado rojo (#C0392B) — 500×500 px, fondo negro</w:t>
+              <w:t xml:space="preserve">Cuadrado rojo (#C0392B) — 500×500 </w:t>
+            </w:r>
+            <w:proofErr w:type="spellStart"/>
+            <w:r>
+              <w:rPr>
+                <w:color w:val="000000"/>
+                <w:sz w:val="22"/>
+                <w:szCs w:val="22"/>
+              </w:rPr>
+              <w:t>px</w:t>
+            </w:r>
+            <w:proofErr w:type="spellEnd"/>
+            <w:r>
+              <w:rPr>
+                <w:color w:val="000000"/>
+                <w:sz w:val="22"/>
+                <w:szCs w:val="22"/>
+              </w:rPr>
+              <w:t>, fondo negro</w:t>
             </w:r>
           </w:p>
         </w:tc>
@@ -1227,7 +1943,25 @@
                 <w:sz w:val="22"/>
                 <w:szCs w:val="22"/>
               </w:rPr>
-              <w:t>Tecla de respuesta (Go)</w:t>
+              <w:t>Tecla de respuesta (</w:t>
+            </w:r>
+            <w:proofErr w:type="spellStart"/>
+            <w:r>
+              <w:rPr>
+                <w:color w:val="000000"/>
+                <w:sz w:val="22"/>
+                <w:szCs w:val="22"/>
+              </w:rPr>
+              <w:t>Go</w:t>
+            </w:r>
+            <w:proofErr w:type="spellEnd"/>
+            <w:r>
+              <w:rPr>
+                <w:color w:val="000000"/>
+                <w:sz w:val="22"/>
+                <w:szCs w:val="22"/>
+              </w:rPr>
+              <w:t>)</w:t>
             </w:r>
           </w:p>
         </w:tc>
@@ -1258,7 +1992,43 @@
                 <w:sz w:val="22"/>
                 <w:szCs w:val="22"/>
               </w:rPr>
-              <w:t>Barra espaciadora (solo en trials Go)</w:t>
+              <w:t xml:space="preserve">Barra espaciadora (solo en </w:t>
+            </w:r>
+            <w:proofErr w:type="spellStart"/>
+            <w:r>
+              <w:rPr>
+                <w:color w:val="000000"/>
+                <w:sz w:val="22"/>
+                <w:szCs w:val="22"/>
+              </w:rPr>
+              <w:t>trials</w:t>
+            </w:r>
+            <w:proofErr w:type="spellEnd"/>
+            <w:r>
+              <w:rPr>
+                <w:color w:val="000000"/>
+                <w:sz w:val="22"/>
+                <w:szCs w:val="22"/>
+              </w:rPr>
+              <w:t xml:space="preserve"> </w:t>
+            </w:r>
+            <w:proofErr w:type="spellStart"/>
+            <w:r>
+              <w:rPr>
+                <w:color w:val="000000"/>
+                <w:sz w:val="22"/>
+                <w:szCs w:val="22"/>
+              </w:rPr>
+              <w:t>Go</w:t>
+            </w:r>
+            <w:proofErr w:type="spellEnd"/>
+            <w:r>
+              <w:rPr>
+                <w:color w:val="000000"/>
+                <w:sz w:val="22"/>
+                <w:szCs w:val="22"/>
+              </w:rPr>
+              <w:t>)</w:t>
             </w:r>
           </w:p>
         </w:tc>
@@ -1322,8 +2092,36 @@
                 <w:sz w:val="22"/>
                 <w:szCs w:val="22"/>
               </w:rPr>
-              <w:t>80% Go / 20% No-Go</w:t>
-            </w:r>
+              <w:t xml:space="preserve">80% </w:t>
+            </w:r>
+            <w:proofErr w:type="spellStart"/>
+            <w:r>
+              <w:rPr>
+                <w:color w:val="000000"/>
+                <w:sz w:val="22"/>
+                <w:szCs w:val="22"/>
+              </w:rPr>
+              <w:t>Go</w:t>
+            </w:r>
+            <w:proofErr w:type="spellEnd"/>
+            <w:r>
+              <w:rPr>
+                <w:color w:val="000000"/>
+                <w:sz w:val="22"/>
+                <w:szCs w:val="22"/>
+              </w:rPr>
+              <w:t xml:space="preserve"> / 20% No-</w:t>
+            </w:r>
+            <w:proofErr w:type="spellStart"/>
+            <w:r>
+              <w:rPr>
+                <w:color w:val="000000"/>
+                <w:sz w:val="22"/>
+                <w:szCs w:val="22"/>
+              </w:rPr>
+              <w:t>Go</w:t>
+            </w:r>
+            <w:proofErr w:type="spellEnd"/>
           </w:p>
         </w:tc>
       </w:tr>
@@ -1349,13 +2147,23 @@
             <w:pPr>
               <w:jc w:val="both"/>
             </w:pPr>
-            <w:r>
-              <w:rPr>
-                <w:color w:val="000000"/>
-                <w:sz w:val="22"/>
-                <w:szCs w:val="22"/>
-              </w:rPr>
-              <w:t>Trials de práctica</w:t>
+            <w:proofErr w:type="spellStart"/>
+            <w:r>
+              <w:rPr>
+                <w:color w:val="000000"/>
+                <w:sz w:val="22"/>
+                <w:szCs w:val="22"/>
+              </w:rPr>
+              <w:t>Trials</w:t>
+            </w:r>
+            <w:proofErr w:type="spellEnd"/>
+            <w:r>
+              <w:rPr>
+                <w:color w:val="000000"/>
+                <w:sz w:val="22"/>
+                <w:szCs w:val="22"/>
+              </w:rPr>
+              <w:t xml:space="preserve"> de práctica</w:t>
             </w:r>
           </w:p>
         </w:tc>
@@ -1417,13 +2225,23 @@
             <w:pPr>
               <w:jc w:val="both"/>
             </w:pPr>
-            <w:r>
-              <w:rPr>
-                <w:color w:val="000000"/>
-                <w:sz w:val="22"/>
-                <w:szCs w:val="22"/>
-              </w:rPr>
-              <w:t>Trials experimentales</w:t>
+            <w:proofErr w:type="spellStart"/>
+            <w:r>
+              <w:rPr>
+                <w:color w:val="000000"/>
+                <w:sz w:val="22"/>
+                <w:szCs w:val="22"/>
+              </w:rPr>
+              <w:t>Trials</w:t>
+            </w:r>
+            <w:proofErr w:type="spellEnd"/>
+            <w:r>
+              <w:rPr>
+                <w:color w:val="000000"/>
+                <w:sz w:val="22"/>
+                <w:szCs w:val="22"/>
+              </w:rPr>
+              <w:t xml:space="preserve"> experimentales</w:t>
             </w:r>
           </w:p>
         </w:tc>
@@ -1522,7 +2340,25 @@
                 <w:sz w:val="22"/>
                 <w:szCs w:val="22"/>
               </w:rPr>
-              <w:t>Hasta 1000 ms o hasta respuesta (solo Go)</w:t>
+              <w:t xml:space="preserve">Hasta 1000 ms o hasta respuesta (solo </w:t>
+            </w:r>
+            <w:proofErr w:type="spellStart"/>
+            <w:r>
+              <w:rPr>
+                <w:color w:val="000000"/>
+                <w:sz w:val="22"/>
+                <w:szCs w:val="22"/>
+              </w:rPr>
+              <w:t>Go</w:t>
+            </w:r>
+            <w:proofErr w:type="spellEnd"/>
+            <w:r>
+              <w:rPr>
+                <w:color w:val="000000"/>
+                <w:sz w:val="22"/>
+                <w:szCs w:val="22"/>
+              </w:rPr>
+              <w:t>)</w:t>
             </w:r>
           </w:p>
         </w:tc>
@@ -1619,7 +2455,15 @@
                 <w:sz w:val="22"/>
                 <w:szCs w:val="22"/>
               </w:rPr>
-              <w:t>Variables dependientes</w:t>
+              <w:t>Variables d</w:t>
+            </w:r>
+            <w:r>
+              <w:rPr>
+                <w:color w:val="000000"/>
+                <w:sz w:val="22"/>
+                <w:szCs w:val="22"/>
+              </w:rPr>
+              <w:t>e la tarea</w:t>
             </w:r>
           </w:p>
         </w:tc>
@@ -1650,7 +2494,25 @@
                 <w:sz w:val="22"/>
                 <w:szCs w:val="22"/>
               </w:rPr>
-              <w:t>RT en Go (ms), errores de comisión (%), errores de omisión (%)</w:t>
+              <w:t xml:space="preserve">RT en </w:t>
+            </w:r>
+            <w:proofErr w:type="spellStart"/>
+            <w:r>
+              <w:rPr>
+                <w:color w:val="000000"/>
+                <w:sz w:val="22"/>
+                <w:szCs w:val="22"/>
+              </w:rPr>
+              <w:t>Go</w:t>
+            </w:r>
+            <w:proofErr w:type="spellEnd"/>
+            <w:r>
+              <w:rPr>
+                <w:color w:val="000000"/>
+                <w:sz w:val="22"/>
+                <w:szCs w:val="22"/>
+              </w:rPr>
+              <w:t xml:space="preserve"> (ms), errores de comisión (%), errores de omisión (%)</w:t>
             </w:r>
           </w:p>
         </w:tc>
@@ -1658,46 +2520,6 @@
     </w:tbl>
     <w:p>
       <w:pPr>
-        <w:spacing w:before="80" w:after="200"/>
-        <w:jc w:val="both"/>
-      </w:pPr>
-      <w:r>
-        <w:rPr>
-          <w:i/>
-          <w:iCs/>
-          <w:color w:val="000000"/>
-          <w:sz w:val="20"/>
-          <w:szCs w:val="20"/>
-        </w:rPr>
-        <w:t xml:space="preserve">Nota. </w:t>
-      </w:r>
-      <w:r>
-        <w:rPr>
-          <w:color w:val="000000"/>
-          <w:sz w:val="20"/>
-          <w:szCs w:val="20"/>
-        </w:rPr>
-        <w:t xml:space="preserve">El diseño sigue la Versión 4 de Wessel (2018): la única configuración que genera actividad motora prepotente y mide control inhibitorio genuino. loopType = random </w:t>
-      </w:r>
-      <w:r>
-        <w:rPr>
-          <w:color w:val="000000"/>
-          <w:sz w:val="20"/>
-          <w:szCs w:val="20"/>
-        </w:rPr>
-        <w:t>‘</w:t>
-      </w:r>
-      <w:r>
-        <w:rPr>
-          <w:color w:val="000000"/>
-          <w:sz w:val="20"/>
-          <w:szCs w:val="20"/>
-        </w:rPr>
-        <w:t xml:space="preserve"> el orden se aleatoriza en cada participante.</w:t>
-      </w:r>
-    </w:p>
-    <w:p>
-      <w:pPr>
         <w:spacing w:before="200" w:after="80" w:line="276" w:lineRule="auto"/>
         <w:jc w:val="both"/>
         <w:rPr>
@@ -1735,8 +2557,54 @@
           <w:iCs/>
           <w:color w:val="000000"/>
         </w:rPr>
-        <w:t>Gráfico del flujo de routines de la tarea Go/No-Go</w:t>
-      </w:r>
+        <w:t xml:space="preserve">Gráfico del flujo de </w:t>
+      </w:r>
+      <w:proofErr w:type="spellStart"/>
+      <w:r>
+        <w:rPr>
+          <w:i/>
+          <w:iCs/>
+          <w:color w:val="000000"/>
+        </w:rPr>
+        <w:t>routines</w:t>
+      </w:r>
+      <w:proofErr w:type="spellEnd"/>
+      <w:r>
+        <w:rPr>
+          <w:i/>
+          <w:iCs/>
+          <w:color w:val="000000"/>
+        </w:rPr>
+        <w:t xml:space="preserve"> de la tarea </w:t>
+      </w:r>
+      <w:proofErr w:type="spellStart"/>
+      <w:r>
+        <w:rPr>
+          <w:i/>
+          <w:iCs/>
+          <w:color w:val="000000"/>
+        </w:rPr>
+        <w:t>Go</w:t>
+      </w:r>
+      <w:proofErr w:type="spellEnd"/>
+      <w:r>
+        <w:rPr>
+          <w:i/>
+          <w:iCs/>
+          <w:color w:val="000000"/>
+        </w:rPr>
+        <w:t>/No-</w:t>
+      </w:r>
+      <w:proofErr w:type="spellStart"/>
+      <w:r>
+        <w:rPr>
+          <w:i/>
+          <w:iCs/>
+          <w:color w:val="000000"/>
+        </w:rPr>
+        <w:t>Go</w:t>
+      </w:r>
+      <w:proofErr w:type="spellEnd"/>
     </w:p>
     <w:p>
       <w:pPr>
@@ -1747,7 +2615,6 @@
         <w:rPr>
           <w:noProof/>
         </w:rPr>
-        <w:lastRenderedPageBreak/>
         <w:drawing>
           <wp:inline distT="0" distB="0" distL="0" distR="0" wp14:anchorId="549B9F92" wp14:editId="5823ADD9">
             <wp:extent cx="5731510" cy="853440"/>
@@ -1802,6 +2669,7 @@
           <w:bCs/>
           <w:color w:val="000000"/>
         </w:rPr>
+        <w:lastRenderedPageBreak/>
         <w:t>5. Archivo de condiciones</w:t>
       </w:r>
     </w:p>
@@ -1814,7 +2682,35 @@
         <w:rPr>
           <w:color w:val="000000"/>
         </w:rPr>
-        <w:t>El archivo .xlsx tiene dos hojas: practica y experimental. Cada fila es un trial. El orden se aleatoriza en cada participante (loopType = random).</w:t>
+        <w:t>El archivo .xlsx tiene dos hojas: practica y experimental. Cada fila es un trial. El orden se aleatoriza en cada participante (</w:t>
+      </w:r>
+      <w:proofErr w:type="spellStart"/>
+      <w:r>
+        <w:rPr>
+          <w:color w:val="000000"/>
+        </w:rPr>
+        <w:t>loopType</w:t>
+      </w:r>
+      <w:proofErr w:type="spellEnd"/>
+      <w:r>
+        <w:rPr>
+          <w:color w:val="000000"/>
+        </w:rPr>
+        <w:t xml:space="preserve"> = </w:t>
+      </w:r>
+      <w:proofErr w:type="spellStart"/>
+      <w:r>
+        <w:rPr>
+          <w:color w:val="000000"/>
+        </w:rPr>
+        <w:t>random</w:t>
+      </w:r>
+      <w:proofErr w:type="spellEnd"/>
+      <w:r>
+        <w:rPr>
+          <w:color w:val="000000"/>
+        </w:rPr>
+        <w:t>).</w:t>
       </w:r>
     </w:p>
     <w:p>
@@ -1988,9 +2884,11 @@
             </w:tcMar>
           </w:tcPr>
           <w:p>
+            <w:proofErr w:type="spellStart"/>
             <w:r>
               <w:t>id_p</w:t>
             </w:r>
+            <w:proofErr w:type="spellEnd"/>
           </w:p>
         </w:tc>
         <w:tc>
@@ -2036,6 +2934,7 @@
             </w:tcMar>
           </w:tcPr>
           <w:p>
+            <w:proofErr w:type="spellStart"/>
             <w:r>
               <w:rPr>
                 <w:color w:val="000000"/>
@@ -2052,6 +2951,7 @@
               </w:rPr>
               <w:t>_p</w:t>
             </w:r>
+            <w:proofErr w:type="spellEnd"/>
           </w:p>
         </w:tc>
         <w:tc>
@@ -2073,7 +2973,23 @@
           </w:tcPr>
           <w:p>
             <w:r>
-              <w:t>Ruta relativa al archivo de imagen del estímulo (ej. media/stim/go.png o media/stim/nogo.png)</w:t>
+              <w:t>Ruta relativa al archivo de imagen del estímulo (ej. media/</w:t>
+            </w:r>
+            <w:proofErr w:type="spellStart"/>
+            <w:r>
+              <w:t>stim</w:t>
+            </w:r>
+            <w:proofErr w:type="spellEnd"/>
+            <w:r>
+              <w:t>/go.png o media/</w:t>
+            </w:r>
+            <w:proofErr w:type="spellStart"/>
+            <w:r>
+              <w:t>stim</w:t>
+            </w:r>
+            <w:proofErr w:type="spellEnd"/>
+            <w:r>
+              <w:t>/nogo.png)</w:t>
             </w:r>
           </w:p>
         </w:tc>
@@ -2097,6 +3013,7 @@
             </w:tcMar>
           </w:tcPr>
           <w:p>
+            <w:proofErr w:type="spellStart"/>
             <w:r>
               <w:rPr>
                 <w:color w:val="000000"/>
@@ -2105,6 +3022,7 @@
               </w:rPr>
               <w:t>tecla_correcta_p</w:t>
             </w:r>
+            <w:proofErr w:type="spellEnd"/>
           </w:p>
         </w:tc>
         <w:tc>
@@ -2126,7 +3044,39 @@
           </w:tcPr>
           <w:p>
             <w:r>
-              <w:t>Tecla válida para ese trial (space si es Go, none si es No-Go)</w:t>
+              <w:t>Tecla válida para ese trial (</w:t>
+            </w:r>
+            <w:proofErr w:type="spellStart"/>
+            <w:r>
+              <w:t>space</w:t>
+            </w:r>
+            <w:proofErr w:type="spellEnd"/>
+            <w:r>
+              <w:t xml:space="preserve"> si es </w:t>
+            </w:r>
+            <w:proofErr w:type="spellStart"/>
+            <w:r>
+              <w:t>Go</w:t>
+            </w:r>
+            <w:proofErr w:type="spellEnd"/>
+            <w:r>
+              <w:t xml:space="preserve">, </w:t>
+            </w:r>
+            <w:proofErr w:type="spellStart"/>
+            <w:r>
+              <w:t>none</w:t>
+            </w:r>
+            <w:proofErr w:type="spellEnd"/>
+            <w:r>
+              <w:t xml:space="preserve"> si es No-</w:t>
+            </w:r>
+            <w:proofErr w:type="spellStart"/>
+            <w:r>
+              <w:t>Go</w:t>
+            </w:r>
+            <w:proofErr w:type="spellEnd"/>
+            <w:r>
+              <w:t>)</w:t>
             </w:r>
           </w:p>
         </w:tc>
@@ -2150,9 +3100,11 @@
             </w:tcMar>
           </w:tcPr>
           <w:p>
+            <w:proofErr w:type="spellStart"/>
             <w:r>
               <w:t>es_go_p</w:t>
             </w:r>
+            <w:proofErr w:type="spellEnd"/>
           </w:p>
         </w:tc>
         <w:tc>
@@ -2174,7 +3126,23 @@
           </w:tcPr>
           <w:p>
             <w:r>
-              <w:t>Indica si el trial es Go (1) o No-Go (0)</w:t>
+              <w:t xml:space="preserve">Indica si el trial es </w:t>
+            </w:r>
+            <w:proofErr w:type="spellStart"/>
+            <w:r>
+              <w:t>Go</w:t>
+            </w:r>
+            <w:proofErr w:type="spellEnd"/>
+            <w:r>
+              <w:t xml:space="preserve"> (1) o No-</w:t>
+            </w:r>
+            <w:proofErr w:type="spellStart"/>
+            <w:r>
+              <w:t>Go</w:t>
+            </w:r>
+            <w:proofErr w:type="spellEnd"/>
+            <w:r>
+              <w:t xml:space="preserve"> (0)</w:t>
             </w:r>
           </w:p>
         </w:tc>
@@ -2198,9 +3166,11 @@
             </w:tcMar>
           </w:tcPr>
           <w:p>
+            <w:proofErr w:type="spellStart"/>
             <w:r>
               <w:t>tipo_p</w:t>
             </w:r>
+            <w:proofErr w:type="spellEnd"/>
           </w:p>
         </w:tc>
         <w:tc>
@@ -2222,7 +3192,23 @@
           </w:tcPr>
           <w:p>
             <w:r>
-              <w:t>Tipo de trial según el estímulo presentado (go o nogo)</w:t>
+              <w:t>Tipo de trial según el estímulo presentado (</w:t>
+            </w:r>
+            <w:proofErr w:type="spellStart"/>
+            <w:r>
+              <w:t>go</w:t>
+            </w:r>
+            <w:proofErr w:type="spellEnd"/>
+            <w:r>
+              <w:t xml:space="preserve"> o </w:t>
+            </w:r>
+            <w:proofErr w:type="spellStart"/>
+            <w:r>
+              <w:t>nogo</w:t>
+            </w:r>
+            <w:proofErr w:type="spellEnd"/>
+            <w:r>
+              <w:t>)</w:t>
             </w:r>
           </w:p>
         </w:tc>
@@ -2267,7 +3253,97 @@
           <w:sz w:val="20"/>
           <w:szCs w:val="20"/>
         </w:rPr>
-        <w:t>El componente Image debe tener: Image = $imagen_p | Set every repeat activado.</w:t>
+        <w:t xml:space="preserve">El componente </w:t>
+      </w:r>
+      <w:proofErr w:type="spellStart"/>
+      <w:r>
+        <w:rPr>
+          <w:color w:val="000000"/>
+          <w:sz w:val="20"/>
+          <w:szCs w:val="20"/>
+        </w:rPr>
+        <w:t>Image</w:t>
+      </w:r>
+      <w:proofErr w:type="spellEnd"/>
+      <w:r>
+        <w:rPr>
+          <w:color w:val="000000"/>
+          <w:sz w:val="20"/>
+          <w:szCs w:val="20"/>
+        </w:rPr>
+        <w:t xml:space="preserve"> debe tener: </w:t>
+      </w:r>
+      <w:proofErr w:type="spellStart"/>
+      <w:r>
+        <w:rPr>
+          <w:color w:val="000000"/>
+          <w:sz w:val="20"/>
+          <w:szCs w:val="20"/>
+        </w:rPr>
+        <w:t>Image</w:t>
+      </w:r>
+      <w:proofErr w:type="spellEnd"/>
+      <w:r>
+        <w:rPr>
+          <w:color w:val="000000"/>
+          <w:sz w:val="20"/>
+          <w:szCs w:val="20"/>
+        </w:rPr>
+        <w:t xml:space="preserve"> = $</w:t>
+      </w:r>
+      <w:proofErr w:type="spellStart"/>
+      <w:r>
+        <w:rPr>
+          <w:color w:val="000000"/>
+          <w:sz w:val="20"/>
+          <w:szCs w:val="20"/>
+        </w:rPr>
+        <w:t>imagen_p</w:t>
+      </w:r>
+      <w:proofErr w:type="spellEnd"/>
+      <w:r>
+        <w:rPr>
+          <w:color w:val="000000"/>
+          <w:sz w:val="20"/>
+          <w:szCs w:val="20"/>
+        </w:rPr>
+        <w:t xml:space="preserve"> | Set </w:t>
+      </w:r>
+      <w:proofErr w:type="spellStart"/>
+      <w:r>
+        <w:rPr>
+          <w:color w:val="000000"/>
+          <w:sz w:val="20"/>
+          <w:szCs w:val="20"/>
+        </w:rPr>
+        <w:t>every</w:t>
+      </w:r>
+      <w:proofErr w:type="spellEnd"/>
+      <w:r>
+        <w:rPr>
+          <w:color w:val="000000"/>
+          <w:sz w:val="20"/>
+          <w:szCs w:val="20"/>
+        </w:rPr>
+        <w:t xml:space="preserve"> </w:t>
+      </w:r>
+      <w:proofErr w:type="spellStart"/>
+      <w:r>
+        <w:rPr>
+          <w:color w:val="000000"/>
+          <w:sz w:val="20"/>
+          <w:szCs w:val="20"/>
+        </w:rPr>
+        <w:t>repeat</w:t>
+      </w:r>
+      <w:proofErr w:type="spellEnd"/>
+      <w:r>
+        <w:rPr>
+          <w:color w:val="000000"/>
+          <w:sz w:val="20"/>
+          <w:szCs w:val="20"/>
+        </w:rPr>
+        <w:t xml:space="preserve"> activado.</w:t>
       </w:r>
     </w:p>
     <w:p>
@@ -2518,7 +3594,23 @@
           </w:tcPr>
           <w:p>
             <w:r>
-              <w:t>Ruta relativa al archivo de imagen del estímulo (ej. media/stim/go.png o media/stim/nogo.png)</w:t>
+              <w:t>Ruta relativa al archivo de imagen del estímulo (ej. media/</w:t>
+            </w:r>
+            <w:proofErr w:type="spellStart"/>
+            <w:r>
+              <w:t>stim</w:t>
+            </w:r>
+            <w:proofErr w:type="spellEnd"/>
+            <w:r>
+              <w:t>/go.png o media/</w:t>
+            </w:r>
+            <w:proofErr w:type="spellStart"/>
+            <w:r>
+              <w:t>stim</w:t>
+            </w:r>
+            <w:proofErr w:type="spellEnd"/>
+            <w:r>
+              <w:t>/nogo.png)</w:t>
             </w:r>
           </w:p>
         </w:tc>
@@ -2542,6 +3634,7 @@
             </w:tcMar>
           </w:tcPr>
           <w:p>
+            <w:proofErr w:type="spellStart"/>
             <w:r>
               <w:rPr>
                 <w:color w:val="000000"/>
@@ -2550,6 +3643,7 @@
               </w:rPr>
               <w:t>tecla_correcta</w:t>
             </w:r>
+            <w:proofErr w:type="spellEnd"/>
           </w:p>
         </w:tc>
         <w:tc>
@@ -2571,7 +3665,39 @@
           </w:tcPr>
           <w:p>
             <w:r>
-              <w:t>Tecla válida para ese trial (space si es Go, none si es No-Go)</w:t>
+              <w:t>Tecla válida para ese trial (</w:t>
+            </w:r>
+            <w:proofErr w:type="spellStart"/>
+            <w:r>
+              <w:t>space</w:t>
+            </w:r>
+            <w:proofErr w:type="spellEnd"/>
+            <w:r>
+              <w:t xml:space="preserve"> si es </w:t>
+            </w:r>
+            <w:proofErr w:type="spellStart"/>
+            <w:r>
+              <w:t>Go</w:t>
+            </w:r>
+            <w:proofErr w:type="spellEnd"/>
+            <w:r>
+              <w:t xml:space="preserve">, </w:t>
+            </w:r>
+            <w:proofErr w:type="spellStart"/>
+            <w:r>
+              <w:t>none</w:t>
+            </w:r>
+            <w:proofErr w:type="spellEnd"/>
+            <w:r>
+              <w:t xml:space="preserve"> si es No-</w:t>
+            </w:r>
+            <w:proofErr w:type="spellStart"/>
+            <w:r>
+              <w:t>Go</w:t>
+            </w:r>
+            <w:proofErr w:type="spellEnd"/>
+            <w:r>
+              <w:t>)</w:t>
             </w:r>
           </w:p>
         </w:tc>
@@ -2602,9 +3728,11 @@
                 <w:szCs w:val="22"/>
               </w:rPr>
             </w:pPr>
+            <w:proofErr w:type="spellStart"/>
             <w:r>
               <w:t>es_go</w:t>
             </w:r>
+            <w:proofErr w:type="spellEnd"/>
           </w:p>
         </w:tc>
         <w:tc>
@@ -2626,7 +3754,23 @@
           </w:tcPr>
           <w:p>
             <w:r>
-              <w:t>Indica si el trial es Go (1) o No-Go (0)</w:t>
+              <w:t xml:space="preserve">Indica si el trial es </w:t>
+            </w:r>
+            <w:proofErr w:type="spellStart"/>
+            <w:r>
+              <w:t>Go</w:t>
+            </w:r>
+            <w:proofErr w:type="spellEnd"/>
+            <w:r>
+              <w:t xml:space="preserve"> (1) o No-</w:t>
+            </w:r>
+            <w:proofErr w:type="spellStart"/>
+            <w:r>
+              <w:t>Go</w:t>
+            </w:r>
+            <w:proofErr w:type="spellEnd"/>
+            <w:r>
+              <w:t xml:space="preserve"> (0)</w:t>
             </w:r>
           </w:p>
         </w:tc>
@@ -2674,7 +3818,23 @@
           </w:tcPr>
           <w:p>
             <w:r>
-              <w:t>Tipo de trial según el estímulo presentado (go o nogo)</w:t>
+              <w:t>Tipo de trial según el estímulo presentado (</w:t>
+            </w:r>
+            <w:proofErr w:type="spellStart"/>
+            <w:r>
+              <w:t>go</w:t>
+            </w:r>
+            <w:proofErr w:type="spellEnd"/>
+            <w:r>
+              <w:t xml:space="preserve"> o </w:t>
+            </w:r>
+            <w:proofErr w:type="spellStart"/>
+            <w:r>
+              <w:t>nogo</w:t>
+            </w:r>
+            <w:proofErr w:type="spellEnd"/>
+            <w:r>
+              <w:t>)</w:t>
             </w:r>
           </w:p>
         </w:tc>
@@ -2701,7 +3861,79 @@
           <w:sz w:val="20"/>
           <w:szCs w:val="20"/>
         </w:rPr>
-        <w:t>El componente Image debe tener: Image = $imagen | Set every repeat activado.</w:t>
+        <w:t xml:space="preserve">El componente </w:t>
+      </w:r>
+      <w:proofErr w:type="spellStart"/>
+      <w:r>
+        <w:rPr>
+          <w:color w:val="000000"/>
+          <w:sz w:val="20"/>
+          <w:szCs w:val="20"/>
+        </w:rPr>
+        <w:t>Image</w:t>
+      </w:r>
+      <w:proofErr w:type="spellEnd"/>
+      <w:r>
+        <w:rPr>
+          <w:color w:val="000000"/>
+          <w:sz w:val="20"/>
+          <w:szCs w:val="20"/>
+        </w:rPr>
+        <w:t xml:space="preserve"> debe tener: </w:t>
+      </w:r>
+      <w:proofErr w:type="spellStart"/>
+      <w:r>
+        <w:rPr>
+          <w:color w:val="000000"/>
+          <w:sz w:val="20"/>
+          <w:szCs w:val="20"/>
+        </w:rPr>
+        <w:t>Image</w:t>
+      </w:r>
+      <w:proofErr w:type="spellEnd"/>
+      <w:r>
+        <w:rPr>
+          <w:color w:val="000000"/>
+          <w:sz w:val="20"/>
+          <w:szCs w:val="20"/>
+        </w:rPr>
+        <w:t xml:space="preserve"> = $imagen | Set </w:t>
+      </w:r>
+      <w:proofErr w:type="spellStart"/>
+      <w:r>
+        <w:rPr>
+          <w:color w:val="000000"/>
+          <w:sz w:val="20"/>
+          <w:szCs w:val="20"/>
+        </w:rPr>
+        <w:t>every</w:t>
+      </w:r>
+      <w:proofErr w:type="spellEnd"/>
+      <w:r>
+        <w:rPr>
+          <w:color w:val="000000"/>
+          <w:sz w:val="20"/>
+          <w:szCs w:val="20"/>
+        </w:rPr>
+        <w:t xml:space="preserve"> </w:t>
+      </w:r>
+      <w:proofErr w:type="spellStart"/>
+      <w:r>
+        <w:rPr>
+          <w:color w:val="000000"/>
+          <w:sz w:val="20"/>
+          <w:szCs w:val="20"/>
+        </w:rPr>
+        <w:t>repeat</w:t>
+      </w:r>
+      <w:proofErr w:type="spellEnd"/>
+      <w:r>
+        <w:rPr>
+          <w:color w:val="000000"/>
+          <w:sz w:val="20"/>
+          <w:szCs w:val="20"/>
+        </w:rPr>
+        <w:t xml:space="preserve"> activado.</w:t>
       </w:r>
     </w:p>
     <w:tbl>
@@ -2763,7 +3995,43 @@
                 <w:sz w:val="22"/>
                 <w:szCs w:val="22"/>
               </w:rPr>
-              <w:t>A diferencia de la tarea N-back, aquí el orden puede aleatorizarse porque cada trial es independiente. loopType = random es la configuración correcta.</w:t>
+              <w:t xml:space="preserve">A diferencia de la tarea N-back, aquí el orden puede aleatorizarse porque cada trial es independiente. </w:t>
+            </w:r>
+            <w:proofErr w:type="spellStart"/>
+            <w:r>
+              <w:rPr>
+                <w:color w:val="000000"/>
+                <w:sz w:val="22"/>
+                <w:szCs w:val="22"/>
+              </w:rPr>
+              <w:t>loopType</w:t>
+            </w:r>
+            <w:proofErr w:type="spellEnd"/>
+            <w:r>
+              <w:rPr>
+                <w:color w:val="000000"/>
+                <w:sz w:val="22"/>
+                <w:szCs w:val="22"/>
+              </w:rPr>
+              <w:t xml:space="preserve"> = </w:t>
+            </w:r>
+            <w:proofErr w:type="spellStart"/>
+            <w:r>
+              <w:rPr>
+                <w:color w:val="000000"/>
+                <w:sz w:val="22"/>
+                <w:szCs w:val="22"/>
+              </w:rPr>
+              <w:t>random</w:t>
+            </w:r>
+            <w:proofErr w:type="spellEnd"/>
+            <w:r>
+              <w:rPr>
+                <w:color w:val="000000"/>
+                <w:sz w:val="22"/>
+                <w:szCs w:val="22"/>
+              </w:rPr>
+              <w:t xml:space="preserve"> es la configuración correcta.</w:t>
             </w:r>
           </w:p>
         </w:tc>
@@ -2792,8 +4060,35 @@
         <w:rPr>
           <w:color w:val="000000"/>
         </w:rPr>
-        <w:lastRenderedPageBreak/>
-        <w:t>Las instrucciones de cada pantalla están disponibles en el archivo instrucciones_gonogo.docx. Existen dos formas de mostrarlas en PsychoPy Builder:</w:t>
+        <w:t xml:space="preserve">Las instrucciones de cada pantalla están disponibles en el archivo instrucciones_gonogo.docx. Existen dos formas de mostrarlas en </w:t>
+      </w:r>
+      <w:proofErr w:type="spellStart"/>
+      <w:r>
+        <w:rPr>
+          <w:color w:val="000000"/>
+        </w:rPr>
+        <w:t>PsychoPy</w:t>
+      </w:r>
+      <w:proofErr w:type="spellEnd"/>
+      <w:r>
+        <w:rPr>
+          <w:color w:val="000000"/>
+        </w:rPr>
+        <w:t xml:space="preserve"> </w:t>
+      </w:r>
+      <w:proofErr w:type="spellStart"/>
+      <w:r>
+        <w:rPr>
+          <w:color w:val="000000"/>
+        </w:rPr>
+        <w:t>Builder</w:t>
+      </w:r>
+      <w:proofErr w:type="spellEnd"/>
+      <w:r>
+        <w:rPr>
+          <w:color w:val="000000"/>
+        </w:rPr>
+        <w:t>:</w:t>
       </w:r>
     </w:p>
     <w:p>
@@ -2813,7 +4108,21 @@
           <w:color w:val="000000"/>
         </w:rPr>
         <w:tab/>
-        <w:t>Componente Text: copiar el texto directamente en un componente Text de PsychoPy. Es la opción más rápida y no requiere archivos adicionales.</w:t>
+        <w:t xml:space="preserve">Componente Text: copiar el texto directamente en un componente Text de </w:t>
+      </w:r>
+      <w:proofErr w:type="spellStart"/>
+      <w:r>
+        <w:rPr>
+          <w:color w:val="000000"/>
+        </w:rPr>
+        <w:t>PsychoPy</w:t>
+      </w:r>
+      <w:proofErr w:type="spellEnd"/>
+      <w:r>
+        <w:rPr>
+          <w:color w:val="000000"/>
+        </w:rPr>
+        <w:t>. Es la opción más rápida y no requiere archivos adicionales.</w:t>
       </w:r>
     </w:p>
     <w:p>
@@ -2826,6 +4135,7 @@
         <w:rPr>
           <w:color w:val="000000"/>
         </w:rPr>
+        <w:lastRenderedPageBreak/>
         <w:t>•</w:t>
       </w:r>
       <w:r>
@@ -2833,7 +4143,63 @@
           <w:color w:val="000000"/>
         </w:rPr>
         <w:tab/>
-        <w:t>Componente Image con imagen de Canva: preparar una imagen .png en Canva con diseño visual y cargarla con un componente Image. Permite mayor claridad visual para el participante.</w:t>
+        <w:t xml:space="preserve">Componente </w:t>
+      </w:r>
+      <w:proofErr w:type="spellStart"/>
+      <w:r>
+        <w:rPr>
+          <w:color w:val="000000"/>
+        </w:rPr>
+        <w:t>Image</w:t>
+      </w:r>
+      <w:proofErr w:type="spellEnd"/>
+      <w:r>
+        <w:rPr>
+          <w:color w:val="000000"/>
+        </w:rPr>
+        <w:t xml:space="preserve"> con imagen de </w:t>
+      </w:r>
+      <w:proofErr w:type="spellStart"/>
+      <w:r>
+        <w:rPr>
+          <w:color w:val="000000"/>
+        </w:rPr>
+        <w:t>Canva</w:t>
+      </w:r>
+      <w:proofErr w:type="spellEnd"/>
+      <w:r>
+        <w:rPr>
+          <w:color w:val="000000"/>
+        </w:rPr>
+        <w:t xml:space="preserve">: preparar una imagen .png en </w:t>
+      </w:r>
+      <w:proofErr w:type="spellStart"/>
+      <w:r>
+        <w:rPr>
+          <w:color w:val="000000"/>
+        </w:rPr>
+        <w:t>Canva</w:t>
+      </w:r>
+      <w:proofErr w:type="spellEnd"/>
+      <w:r>
+        <w:rPr>
+          <w:color w:val="000000"/>
+        </w:rPr>
+        <w:t xml:space="preserve"> con diseño visual y cargarla con un componente </w:t>
+      </w:r>
+      <w:proofErr w:type="spellStart"/>
+      <w:r>
+        <w:rPr>
+          <w:color w:val="000000"/>
+        </w:rPr>
+        <w:t>Image</w:t>
+      </w:r>
+      <w:proofErr w:type="spellEnd"/>
+      <w:r>
+        <w:rPr>
+          <w:color w:val="000000"/>
+        </w:rPr>
+        <w:t>. Permite mayor claridad visual para el participante.</w:t>
       </w:r>
     </w:p>
     <w:p>
@@ -2901,7 +4267,25 @@
                 <w:sz w:val="22"/>
                 <w:szCs w:val="22"/>
               </w:rPr>
-              <w:t>El feedback de la práctica requiere un componente Code que evalúa tanto la presencia (error de comisión) como la ausencia de respuesta (error de omisión). Ver instrucciones_gonogo.docx para el código completo.</w:t>
+              <w:t xml:space="preserve">El </w:t>
+            </w:r>
+            <w:proofErr w:type="spellStart"/>
+            <w:r>
+              <w:rPr>
+                <w:color w:val="000000"/>
+                <w:sz w:val="22"/>
+                <w:szCs w:val="22"/>
+              </w:rPr>
+              <w:t>feedback</w:t>
+            </w:r>
+            <w:proofErr w:type="spellEnd"/>
+            <w:r>
+              <w:rPr>
+                <w:color w:val="000000"/>
+                <w:sz w:val="22"/>
+                <w:szCs w:val="22"/>
+              </w:rPr>
+              <w:t xml:space="preserve"> de la práctica requiere un componente Code que evalúa tanto la presencia (error de comisión) como la ausencia de respuesta (error de omisión). Ver instrucciones_gonogo.docx para el código completo.</w:t>
             </w:r>
           </w:p>
         </w:tc>
@@ -2930,7 +4314,35 @@
         <w:rPr>
           <w:color w:val="000000"/>
         </w:rPr>
-        <w:t>Los estímulos son dos imágenes PNG preparadas en Canva con fondo negro y figura centrada. Cada imagen mide 500×500 px.</w:t>
+        <w:t xml:space="preserve">Los estímulos son dos imágenes PNG preparadas en </w:t>
+      </w:r>
+      <w:proofErr w:type="spellStart"/>
+      <w:r>
+        <w:rPr>
+          <w:color w:val="000000"/>
+        </w:rPr>
+        <w:t>Canva</w:t>
+      </w:r>
+      <w:proofErr w:type="spellEnd"/>
+      <w:r>
+        <w:rPr>
+          <w:color w:val="000000"/>
+        </w:rPr>
+        <w:t xml:space="preserve"> con fondo negro y figura centrada. Cada imagen mide 500×500 </w:t>
+      </w:r>
+      <w:proofErr w:type="spellStart"/>
+      <w:r>
+        <w:rPr>
+          <w:color w:val="000000"/>
+        </w:rPr>
+        <w:t>px</w:t>
+      </w:r>
+      <w:proofErr w:type="spellEnd"/>
+      <w:r>
+        <w:rPr>
+          <w:color w:val="000000"/>
+        </w:rPr>
+        <w:t>.</w:t>
       </w:r>
     </w:p>
     <w:tbl>
@@ -2983,7 +4395,87 @@
                 <w:sz w:val="20"/>
                 <w:szCs w:val="20"/>
               </w:rPr>
-              <w:t>media/stim/go.png    — Círculo verde  (#27AE60)  — 380 px de diámetro</w:t>
+              <w:t>media/</w:t>
+            </w:r>
+            <w:proofErr w:type="spellStart"/>
+            <w:r>
+              <w:rPr>
+                <w:rFonts w:ascii="Courier New" w:eastAsia="Courier New" w:hAnsi="Courier New" w:cs="Courier New"/>
+                <w:color w:val="000000"/>
+                <w:sz w:val="20"/>
+                <w:szCs w:val="20"/>
+              </w:rPr>
+              <w:t>stim</w:t>
+            </w:r>
+            <w:proofErr w:type="spellEnd"/>
+            <w:r>
+              <w:rPr>
+                <w:rFonts w:ascii="Courier New" w:eastAsia="Courier New" w:hAnsi="Courier New" w:cs="Courier New"/>
+                <w:color w:val="000000"/>
+                <w:sz w:val="20"/>
+                <w:szCs w:val="20"/>
+              </w:rPr>
+              <w:t xml:space="preserve">/go.png    — Círculo </w:t>
+            </w:r>
+            <w:proofErr w:type="gramStart"/>
+            <w:r>
+              <w:rPr>
+                <w:rFonts w:ascii="Courier New" w:eastAsia="Courier New" w:hAnsi="Courier New" w:cs="Courier New"/>
+                <w:color w:val="000000"/>
+                <w:sz w:val="20"/>
+                <w:szCs w:val="20"/>
+              </w:rPr>
+              <w:t>verde  (</w:t>
+            </w:r>
+            <w:proofErr w:type="gramEnd"/>
+            <w:r>
+              <w:rPr>
+                <w:rFonts w:ascii="Courier New" w:eastAsia="Courier New" w:hAnsi="Courier New" w:cs="Courier New"/>
+                <w:color w:val="000000"/>
+                <w:sz w:val="20"/>
+                <w:szCs w:val="20"/>
+              </w:rPr>
+              <w:t>#27AE60</w:t>
+            </w:r>
+            <w:proofErr w:type="gramStart"/>
+            <w:r>
+              <w:rPr>
+                <w:rFonts w:ascii="Courier New" w:eastAsia="Courier New" w:hAnsi="Courier New" w:cs="Courier New"/>
+                <w:color w:val="000000"/>
+                <w:sz w:val="20"/>
+                <w:szCs w:val="20"/>
+              </w:rPr>
+              <w:t>)  —</w:t>
+            </w:r>
+            <w:proofErr w:type="gramEnd"/>
+            <w:r>
+              <w:rPr>
+                <w:rFonts w:ascii="Courier New" w:eastAsia="Courier New" w:hAnsi="Courier New" w:cs="Courier New"/>
+                <w:color w:val="000000"/>
+                <w:sz w:val="20"/>
+                <w:szCs w:val="20"/>
+              </w:rPr>
+              <w:t xml:space="preserve"> 380 </w:t>
+            </w:r>
+            <w:proofErr w:type="spellStart"/>
+            <w:r>
+              <w:rPr>
+                <w:rFonts w:ascii="Courier New" w:eastAsia="Courier New" w:hAnsi="Courier New" w:cs="Courier New"/>
+                <w:color w:val="000000"/>
+                <w:sz w:val="20"/>
+                <w:szCs w:val="20"/>
+              </w:rPr>
+              <w:t>px</w:t>
+            </w:r>
+            <w:proofErr w:type="spellEnd"/>
+            <w:r>
+              <w:rPr>
+                <w:rFonts w:ascii="Courier New" w:eastAsia="Courier New" w:hAnsi="Courier New" w:cs="Courier New"/>
+                <w:color w:val="000000"/>
+                <w:sz w:val="20"/>
+                <w:szCs w:val="20"/>
+              </w:rPr>
+              <w:t xml:space="preserve"> de diámetro</w:t>
             </w:r>
           </w:p>
           <w:p>
@@ -2991,14 +4483,105 @@
               <w:spacing w:before="20" w:after="20"/>
               <w:jc w:val="both"/>
             </w:pPr>
-            <w:r>
-              <w:rPr>
-                <w:rFonts w:ascii="Courier New" w:eastAsia="Courier New" w:hAnsi="Courier New" w:cs="Courier New"/>
-                <w:color w:val="000000"/>
-                <w:sz w:val="20"/>
-                <w:szCs w:val="20"/>
-              </w:rPr>
-              <w:t>media/stim/nogo.png  — Cuadrado rojo  (#C0392B)  — 380 px de lado</w:t>
+            <w:proofErr w:type="gramStart"/>
+            <w:r>
+              <w:rPr>
+                <w:rFonts w:ascii="Courier New" w:eastAsia="Courier New" w:hAnsi="Courier New" w:cs="Courier New"/>
+                <w:color w:val="000000"/>
+                <w:sz w:val="20"/>
+                <w:szCs w:val="20"/>
+              </w:rPr>
+              <w:t>media/</w:t>
+            </w:r>
+            <w:proofErr w:type="spellStart"/>
+            <w:r>
+              <w:rPr>
+                <w:rFonts w:ascii="Courier New" w:eastAsia="Courier New" w:hAnsi="Courier New" w:cs="Courier New"/>
+                <w:color w:val="000000"/>
+                <w:sz w:val="20"/>
+                <w:szCs w:val="20"/>
+              </w:rPr>
+              <w:t>stim</w:t>
+            </w:r>
+            <w:proofErr w:type="spellEnd"/>
+            <w:r>
+              <w:rPr>
+                <w:rFonts w:ascii="Courier New" w:eastAsia="Courier New" w:hAnsi="Courier New" w:cs="Courier New"/>
+                <w:color w:val="000000"/>
+                <w:sz w:val="20"/>
+                <w:szCs w:val="20"/>
+              </w:rPr>
+              <w:t>/nogo.png  —</w:t>
+            </w:r>
+            <w:proofErr w:type="gramEnd"/>
+            <w:r>
+              <w:rPr>
+                <w:rFonts w:ascii="Courier New" w:eastAsia="Courier New" w:hAnsi="Courier New" w:cs="Courier New"/>
+                <w:color w:val="000000"/>
+                <w:sz w:val="20"/>
+                <w:szCs w:val="20"/>
+              </w:rPr>
+              <w:t xml:space="preserve"> Cuadrado </w:t>
+            </w:r>
+            <w:proofErr w:type="gramStart"/>
+            <w:r>
+              <w:rPr>
+                <w:rFonts w:ascii="Courier New" w:eastAsia="Courier New" w:hAnsi="Courier New" w:cs="Courier New"/>
+                <w:color w:val="000000"/>
+                <w:sz w:val="20"/>
+                <w:szCs w:val="20"/>
+              </w:rPr>
+              <w:t>rojo  (</w:t>
+            </w:r>
+            <w:proofErr w:type="gramEnd"/>
+            <w:r>
+              <w:rPr>
+                <w:rFonts w:ascii="Courier New" w:eastAsia="Courier New" w:hAnsi="Courier New" w:cs="Courier New"/>
+                <w:color w:val="000000"/>
+                <w:sz w:val="20"/>
+                <w:szCs w:val="20"/>
+              </w:rPr>
+              <w:t>#C0392</w:t>
+            </w:r>
+            <w:proofErr w:type="gramStart"/>
+            <w:r>
+              <w:rPr>
+                <w:rFonts w:ascii="Courier New" w:eastAsia="Courier New" w:hAnsi="Courier New" w:cs="Courier New"/>
+                <w:color w:val="000000"/>
+                <w:sz w:val="20"/>
+                <w:szCs w:val="20"/>
+              </w:rPr>
+              <w:t>B)  —</w:t>
+            </w:r>
+            <w:proofErr w:type="gramEnd"/>
+            <w:r>
+              <w:rPr>
+                <w:rFonts w:ascii="Courier New" w:eastAsia="Courier New" w:hAnsi="Courier New" w:cs="Courier New"/>
+                <w:color w:val="000000"/>
+                <w:sz w:val="20"/>
+                <w:szCs w:val="20"/>
+              </w:rPr>
+              <w:t xml:space="preserve"> 380 </w:t>
+            </w:r>
+            <w:proofErr w:type="spellStart"/>
+            <w:r>
+              <w:rPr>
+                <w:rFonts w:ascii="Courier New" w:eastAsia="Courier New" w:hAnsi="Courier New" w:cs="Courier New"/>
+                <w:color w:val="000000"/>
+                <w:sz w:val="20"/>
+                <w:szCs w:val="20"/>
+              </w:rPr>
+              <w:t>px</w:t>
+            </w:r>
+            <w:proofErr w:type="spellEnd"/>
+            <w:r>
+              <w:rPr>
+                <w:rFonts w:ascii="Courier New" w:eastAsia="Courier New" w:hAnsi="Courier New" w:cs="Courier New"/>
+                <w:color w:val="000000"/>
+                <w:sz w:val="20"/>
+                <w:szCs w:val="20"/>
+              </w:rPr>
+              <w:t xml:space="preserve"> de lado</w:t>
             </w:r>
           </w:p>
           <w:p>
@@ -3019,7 +4602,47 @@
                 <w:sz w:val="20"/>
                 <w:szCs w:val="20"/>
               </w:rPr>
-              <w:t>Ambas imágenes: fondo negro (#000000), canvas 500×500 px, exportar como PNG</w:t>
+              <w:t xml:space="preserve">Ambas imágenes: fondo negro (#000000), </w:t>
+            </w:r>
+            <w:proofErr w:type="spellStart"/>
+            <w:r>
+              <w:rPr>
+                <w:rFonts w:ascii="Courier New" w:eastAsia="Courier New" w:hAnsi="Courier New" w:cs="Courier New"/>
+                <w:color w:val="000000"/>
+                <w:sz w:val="20"/>
+                <w:szCs w:val="20"/>
+              </w:rPr>
+              <w:t>canvas</w:t>
+            </w:r>
+            <w:proofErr w:type="spellEnd"/>
+            <w:r>
+              <w:rPr>
+                <w:rFonts w:ascii="Courier New" w:eastAsia="Courier New" w:hAnsi="Courier New" w:cs="Courier New"/>
+                <w:color w:val="000000"/>
+                <w:sz w:val="20"/>
+                <w:szCs w:val="20"/>
+              </w:rPr>
+              <w:t xml:space="preserve"> 500×500 </w:t>
+            </w:r>
+            <w:proofErr w:type="spellStart"/>
+            <w:r>
+              <w:rPr>
+                <w:rFonts w:ascii="Courier New" w:eastAsia="Courier New" w:hAnsi="Courier New" w:cs="Courier New"/>
+                <w:color w:val="000000"/>
+                <w:sz w:val="20"/>
+                <w:szCs w:val="20"/>
+              </w:rPr>
+              <w:t>px</w:t>
+            </w:r>
+            <w:proofErr w:type="spellEnd"/>
+            <w:r>
+              <w:rPr>
+                <w:rFonts w:ascii="Courier New" w:eastAsia="Courier New" w:hAnsi="Courier New" w:cs="Courier New"/>
+                <w:color w:val="000000"/>
+                <w:sz w:val="20"/>
+                <w:szCs w:val="20"/>
+              </w:rPr>
+              <w:t>, exportar como PNG</w:t>
             </w:r>
           </w:p>
           <w:p>
@@ -3040,8 +4663,50 @@
                 <w:sz w:val="20"/>
                 <w:szCs w:val="20"/>
               </w:rPr>
-              <w:t>media/instructions/  — Imágenes de instrucciones preparadas en Canva</w:t>
-            </w:r>
+              <w:t>media/</w:t>
+            </w:r>
+            <w:proofErr w:type="spellStart"/>
+            <w:r>
+              <w:rPr>
+                <w:rFonts w:ascii="Courier New" w:eastAsia="Courier New" w:hAnsi="Courier New" w:cs="Courier New"/>
+                <w:color w:val="000000"/>
+                <w:sz w:val="20"/>
+                <w:szCs w:val="20"/>
+              </w:rPr>
+              <w:t>instructions</w:t>
+            </w:r>
+            <w:proofErr w:type="spellEnd"/>
+            <w:proofErr w:type="gramStart"/>
+            <w:r>
+              <w:rPr>
+                <w:rFonts w:ascii="Courier New" w:eastAsia="Courier New" w:hAnsi="Courier New" w:cs="Courier New"/>
+                <w:color w:val="000000"/>
+                <w:sz w:val="20"/>
+                <w:szCs w:val="20"/>
+              </w:rPr>
+              <w:t>/  —</w:t>
+            </w:r>
+            <w:proofErr w:type="gramEnd"/>
+            <w:r>
+              <w:rPr>
+                <w:rFonts w:ascii="Courier New" w:eastAsia="Courier New" w:hAnsi="Courier New" w:cs="Courier New"/>
+                <w:color w:val="000000"/>
+                <w:sz w:val="20"/>
+                <w:szCs w:val="20"/>
+              </w:rPr>
+              <w:t xml:space="preserve"> Imágenes de instrucciones preparadas en </w:t>
+            </w:r>
+            <w:proofErr w:type="spellStart"/>
+            <w:r>
+              <w:rPr>
+                <w:rFonts w:ascii="Courier New" w:eastAsia="Courier New" w:hAnsi="Courier New" w:cs="Courier New"/>
+                <w:color w:val="000000"/>
+                <w:sz w:val="20"/>
+                <w:szCs w:val="20"/>
+              </w:rPr>
+              <w:t>Canva</w:t>
+            </w:r>
+            <w:proofErr w:type="spellEnd"/>
           </w:p>
           <w:p>
             <w:pPr>
@@ -3055,8 +4720,19 @@
                 <w:sz w:val="20"/>
                 <w:szCs w:val="20"/>
               </w:rPr>
-              <w:t xml:space="preserve">  01_instrucciones.png   instrucciones_generales</w:t>
-            </w:r>
+              <w:t xml:space="preserve">  01_instrucciones.png   </w:t>
+            </w:r>
+            <w:proofErr w:type="spellStart"/>
+            <w:r>
+              <w:rPr>
+                <w:rFonts w:ascii="Courier New" w:eastAsia="Courier New" w:hAnsi="Courier New" w:cs="Courier New"/>
+                <w:color w:val="000000"/>
+                <w:sz w:val="20"/>
+                <w:szCs w:val="20"/>
+              </w:rPr>
+              <w:t>instrucciones_generales</w:t>
+            </w:r>
+            <w:proofErr w:type="spellEnd"/>
           </w:p>
           <w:p>
             <w:pPr>
@@ -3070,8 +4746,19 @@
                 <w:sz w:val="20"/>
                 <w:szCs w:val="20"/>
               </w:rPr>
-              <w:t xml:space="preserve">  02_instrucciones_practica.png    instrucciones_practica</w:t>
-            </w:r>
+              <w:t xml:space="preserve">  02_instrucciones_practica.png    </w:t>
+            </w:r>
+            <w:proofErr w:type="spellStart"/>
+            <w:r>
+              <w:rPr>
+                <w:rFonts w:ascii="Courier New" w:eastAsia="Courier New" w:hAnsi="Courier New" w:cs="Courier New"/>
+                <w:color w:val="000000"/>
+                <w:sz w:val="20"/>
+                <w:szCs w:val="20"/>
+              </w:rPr>
+              <w:t>instrucciones_practica</w:t>
+            </w:r>
+            <w:proofErr w:type="spellEnd"/>
           </w:p>
           <w:p>
             <w:pPr>
@@ -3085,8 +4772,19 @@
                 <w:sz w:val="20"/>
                 <w:szCs w:val="20"/>
               </w:rPr>
-              <w:t xml:space="preserve">  03_fin_practica.png              fin_practica</w:t>
-            </w:r>
+              <w:t xml:space="preserve">  03_fin_practica.png              </w:t>
+            </w:r>
+            <w:proofErr w:type="spellStart"/>
+            <w:r>
+              <w:rPr>
+                <w:rFonts w:ascii="Courier New" w:eastAsia="Courier New" w:hAnsi="Courier New" w:cs="Courier New"/>
+                <w:color w:val="000000"/>
+                <w:sz w:val="20"/>
+                <w:szCs w:val="20"/>
+              </w:rPr>
+              <w:t>fin_practica</w:t>
+            </w:r>
+            <w:proofErr w:type="spellEnd"/>
           </w:p>
           <w:p>
             <w:pPr>
@@ -3115,8 +4813,39 @@
                 <w:sz w:val="20"/>
                 <w:szCs w:val="20"/>
               </w:rPr>
-              <w:t xml:space="preserve">  05_instrucciones_experimental.png  instrucciones_experimental</w:t>
-            </w:r>
+              <w:t xml:space="preserve">  </w:t>
+            </w:r>
+            <w:proofErr w:type="gramStart"/>
+            <w:r>
+              <w:rPr>
+                <w:rFonts w:ascii="Courier New" w:eastAsia="Courier New" w:hAnsi="Courier New" w:cs="Courier New"/>
+                <w:color w:val="000000"/>
+                <w:sz w:val="20"/>
+                <w:szCs w:val="20"/>
+              </w:rPr>
+              <w:t xml:space="preserve">05_instrucciones_experimental.png  </w:t>
+            </w:r>
+            <w:proofErr w:type="spellStart"/>
+            <w:r>
+              <w:rPr>
+                <w:rFonts w:ascii="Courier New" w:eastAsia="Courier New" w:hAnsi="Courier New" w:cs="Courier New"/>
+                <w:color w:val="000000"/>
+                <w:sz w:val="20"/>
+                <w:szCs w:val="20"/>
+              </w:rPr>
+              <w:t>instrucciones</w:t>
+            </w:r>
+            <w:proofErr w:type="gramEnd"/>
+            <w:r>
+              <w:rPr>
+                <w:rFonts w:ascii="Courier New" w:eastAsia="Courier New" w:hAnsi="Courier New" w:cs="Courier New"/>
+                <w:color w:val="000000"/>
+                <w:sz w:val="20"/>
+                <w:szCs w:val="20"/>
+              </w:rPr>
+              <w:t>_experimental</w:t>
+            </w:r>
+            <w:proofErr w:type="spellEnd"/>
           </w:p>
           <w:p>
             <w:pPr>
@@ -3130,8 +4859,19 @@
                 <w:sz w:val="20"/>
                 <w:szCs w:val="20"/>
               </w:rPr>
-              <w:t xml:space="preserve">  06_fin_experimento.png           fin_experimento</w:t>
-            </w:r>
+              <w:t xml:space="preserve">  06_fin_experimento.png           </w:t>
+            </w:r>
+            <w:proofErr w:type="spellStart"/>
+            <w:r>
+              <w:rPr>
+                <w:rFonts w:ascii="Courier New" w:eastAsia="Courier New" w:hAnsi="Courier New" w:cs="Courier New"/>
+                <w:color w:val="000000"/>
+                <w:sz w:val="20"/>
+                <w:szCs w:val="20"/>
+              </w:rPr>
+              <w:t>fin_experimento</w:t>
+            </w:r>
+            <w:proofErr w:type="spellEnd"/>
           </w:p>
         </w:tc>
       </w:tr>
@@ -3201,7 +4941,97 @@
                 <w:sz w:val="22"/>
                 <w:szCs w:val="22"/>
               </w:rPr>
-              <w:t>En PsychoPy, el componente Image carga los estímulos desde $imagen (columna del archivo de condiciones, ruta media/stim/). Las pantallas de instrucciones usan componentes Image con rutas fijas a media/instructions/.</w:t>
+              <w:t xml:space="preserve">En </w:t>
+            </w:r>
+            <w:proofErr w:type="spellStart"/>
+            <w:r>
+              <w:rPr>
+                <w:color w:val="000000"/>
+                <w:sz w:val="22"/>
+                <w:szCs w:val="22"/>
+              </w:rPr>
+              <w:t>PsychoPy</w:t>
+            </w:r>
+            <w:proofErr w:type="spellEnd"/>
+            <w:r>
+              <w:rPr>
+                <w:color w:val="000000"/>
+                <w:sz w:val="22"/>
+                <w:szCs w:val="22"/>
+              </w:rPr>
+              <w:t xml:space="preserve">, el componente </w:t>
+            </w:r>
+            <w:proofErr w:type="spellStart"/>
+            <w:r>
+              <w:rPr>
+                <w:color w:val="000000"/>
+                <w:sz w:val="22"/>
+                <w:szCs w:val="22"/>
+              </w:rPr>
+              <w:t>Image</w:t>
+            </w:r>
+            <w:proofErr w:type="spellEnd"/>
+            <w:r>
+              <w:rPr>
+                <w:color w:val="000000"/>
+                <w:sz w:val="22"/>
+                <w:szCs w:val="22"/>
+              </w:rPr>
+              <w:t xml:space="preserve"> carga los estímulos desde $imagen (columna del archivo de condiciones, ruta media/</w:t>
+            </w:r>
+            <w:proofErr w:type="spellStart"/>
+            <w:r>
+              <w:rPr>
+                <w:color w:val="000000"/>
+                <w:sz w:val="22"/>
+                <w:szCs w:val="22"/>
+              </w:rPr>
+              <w:t>stim</w:t>
+            </w:r>
+            <w:proofErr w:type="spellEnd"/>
+            <w:r>
+              <w:rPr>
+                <w:color w:val="000000"/>
+                <w:sz w:val="22"/>
+                <w:szCs w:val="22"/>
+              </w:rPr>
+              <w:t xml:space="preserve">/). Las pantallas de instrucciones usan componentes </w:t>
+            </w:r>
+            <w:proofErr w:type="spellStart"/>
+            <w:r>
+              <w:rPr>
+                <w:color w:val="000000"/>
+                <w:sz w:val="22"/>
+                <w:szCs w:val="22"/>
+              </w:rPr>
+              <w:t>Image</w:t>
+            </w:r>
+            <w:proofErr w:type="spellEnd"/>
+            <w:r>
+              <w:rPr>
+                <w:color w:val="000000"/>
+                <w:sz w:val="22"/>
+                <w:szCs w:val="22"/>
+              </w:rPr>
+              <w:t xml:space="preserve"> con rutas fijas a media/</w:t>
+            </w:r>
+            <w:proofErr w:type="spellStart"/>
+            <w:r>
+              <w:rPr>
+                <w:color w:val="000000"/>
+                <w:sz w:val="22"/>
+                <w:szCs w:val="22"/>
+              </w:rPr>
+              <w:t>instructions</w:t>
+            </w:r>
+            <w:proofErr w:type="spellEnd"/>
+            <w:r>
+              <w:rPr>
+                <w:color w:val="000000"/>
+                <w:sz w:val="22"/>
+                <w:szCs w:val="22"/>
+              </w:rPr>
+              <w:t>/.</w:t>
             </w:r>
           </w:p>
         </w:tc>
@@ -3230,7 +5060,21 @@
         <w:rPr>
           <w:color w:val="000000"/>
         </w:rPr>
-        <w:t>Una vez completada la tarea, el CSV generado por PsychoPy puede procesarse en la aplicación web del curso:</w:t>
+        <w:t xml:space="preserve">Una vez completada la tarea, el CSV generado por </w:t>
+      </w:r>
+      <w:proofErr w:type="spellStart"/>
+      <w:r>
+        <w:rPr>
+          <w:color w:val="000000"/>
+        </w:rPr>
+        <w:t>PsychoPy</w:t>
+      </w:r>
+      <w:proofErr w:type="spellEnd"/>
+      <w:r>
+        <w:rPr>
+          <w:color w:val="000000"/>
+        </w:rPr>
+        <w:t xml:space="preserve"> puede procesarse en la aplicación web del curso:</w:t>
       </w:r>
     </w:p>
     <w:p>
@@ -3305,7 +5149,21 @@
           <w:color w:val="000000"/>
         </w:rPr>
         <w:tab/>
-        <w:t>Arrastrar el archivo .csv al área de carga.</w:t>
+        <w:t>Arrastrar el archivo .</w:t>
+      </w:r>
+      <w:proofErr w:type="spellStart"/>
+      <w:r>
+        <w:rPr>
+          <w:color w:val="000000"/>
+        </w:rPr>
+        <w:t>csv</w:t>
+      </w:r>
+      <w:proofErr w:type="spellEnd"/>
+      <w:r>
+        <w:rPr>
+          <w:color w:val="000000"/>
+        </w:rPr>
+        <w:t xml:space="preserve"> al área de carga.</w:t>
       </w:r>
     </w:p>
     <w:p>
@@ -3338,7 +5196,6 @@
         <w:rPr>
           <w:color w:val="000000"/>
         </w:rPr>
-        <w:lastRenderedPageBreak/>
         <w:t>4.</w:t>
       </w:r>
       <w:r>
@@ -3346,7 +5203,21 @@
           <w:color w:val="000000"/>
         </w:rPr>
         <w:tab/>
-        <w:t>Revisar: RT en Go, errores de comisión y errores de omisión.</w:t>
+        <w:t xml:space="preserve">Revisar: RT en </w:t>
+      </w:r>
+      <w:proofErr w:type="spellStart"/>
+      <w:r>
+        <w:rPr>
+          <w:color w:val="000000"/>
+        </w:rPr>
+        <w:t>Go</w:t>
+      </w:r>
+      <w:proofErr w:type="spellEnd"/>
+      <w:r>
+        <w:rPr>
+          <w:color w:val="000000"/>
+        </w:rPr>
+        <w:t>, errores de comisión y errores de omisión.</w:t>
       </w:r>
     </w:p>
     <w:p>
@@ -3406,6 +5277,7 @@
                 <w:sz w:val="22"/>
                 <w:szCs w:val="22"/>
               </w:rPr>
+              <w:lastRenderedPageBreak/>
               <w:t xml:space="preserve">Nota. </w:t>
             </w:r>
             <w:r>
@@ -3414,7 +5286,79 @@
                 <w:sz w:val="22"/>
                 <w:szCs w:val="22"/>
               </w:rPr>
-              <w:t>La aplicación procesa únicamente los trials de la fase experimental. Las métricas centrales son los errores de comisión (responder en No-Go) como medida del control inhibitorio, y el RT en trials Go como medida de la velocidad de respuesta.</w:t>
+              <w:t xml:space="preserve">La aplicación procesa únicamente los </w:t>
+            </w:r>
+            <w:proofErr w:type="spellStart"/>
+            <w:r>
+              <w:rPr>
+                <w:color w:val="000000"/>
+                <w:sz w:val="22"/>
+                <w:szCs w:val="22"/>
+              </w:rPr>
+              <w:t>trials</w:t>
+            </w:r>
+            <w:proofErr w:type="spellEnd"/>
+            <w:r>
+              <w:rPr>
+                <w:color w:val="000000"/>
+                <w:sz w:val="22"/>
+                <w:szCs w:val="22"/>
+              </w:rPr>
+              <w:t xml:space="preserve"> de la fase experimental. Las métricas centrales son los errores de comisión (responder en No-</w:t>
+            </w:r>
+            <w:proofErr w:type="spellStart"/>
+            <w:r>
+              <w:rPr>
+                <w:color w:val="000000"/>
+                <w:sz w:val="22"/>
+                <w:szCs w:val="22"/>
+              </w:rPr>
+              <w:t>Go</w:t>
+            </w:r>
+            <w:proofErr w:type="spellEnd"/>
+            <w:r>
+              <w:rPr>
+                <w:color w:val="000000"/>
+                <w:sz w:val="22"/>
+                <w:szCs w:val="22"/>
+              </w:rPr>
+              <w:t xml:space="preserve">) como medida del control inhibitorio, y el RT en </w:t>
+            </w:r>
+            <w:proofErr w:type="spellStart"/>
+            <w:r>
+              <w:rPr>
+                <w:color w:val="000000"/>
+                <w:sz w:val="22"/>
+                <w:szCs w:val="22"/>
+              </w:rPr>
+              <w:t>trials</w:t>
+            </w:r>
+            <w:proofErr w:type="spellEnd"/>
+            <w:r>
+              <w:rPr>
+                <w:color w:val="000000"/>
+                <w:sz w:val="22"/>
+                <w:szCs w:val="22"/>
+              </w:rPr>
+              <w:t xml:space="preserve"> </w:t>
+            </w:r>
+            <w:proofErr w:type="spellStart"/>
+            <w:r>
+              <w:rPr>
+                <w:color w:val="000000"/>
+                <w:sz w:val="22"/>
+                <w:szCs w:val="22"/>
+              </w:rPr>
+              <w:t>Go</w:t>
+            </w:r>
+            <w:proofErr w:type="spellEnd"/>
+            <w:r>
+              <w:rPr>
+                <w:color w:val="000000"/>
+                <w:sz w:val="22"/>
+                <w:szCs w:val="22"/>
+              </w:rPr>
+              <w:t xml:space="preserve"> como medida de la velocidad de respuesta.</w:t>
             </w:r>
           </w:p>
         </w:tc>
@@ -3428,6 +5372,7 @@
           <w:lang w:val="en-US"/>
         </w:rPr>
       </w:pPr>
+      <w:proofErr w:type="spellStart"/>
       <w:r>
         <w:rPr>
           <w:b/>
@@ -3437,6 +5382,7 @@
         </w:rPr>
         <w:t>Referencias</w:t>
       </w:r>
+      <w:proofErr w:type="spellEnd"/>
     </w:p>
     <w:p>
       <w:pPr>

--- a/docs/guia_materiales_taller4.docx
+++ b/docs/guia_materiales_taller4.docx
@@ -2616,10 +2616,10 @@
           <w:noProof/>
         </w:rPr>
         <w:drawing>
-          <wp:inline distT="0" distB="0" distL="0" distR="0" wp14:anchorId="549B9F92" wp14:editId="5823ADD9">
-            <wp:extent cx="5731510" cy="853440"/>
-            <wp:effectExtent l="0" t="0" r="2540" b="3810"/>
-            <wp:docPr id="1377768778" name="Imagen 2"/>
+          <wp:inline distT="0" distB="0" distL="0" distR="0" wp14:anchorId="54E07ED6" wp14:editId="00612828">
+            <wp:extent cx="5731510" cy="950595"/>
+            <wp:effectExtent l="0" t="0" r="2540" b="1905"/>
+            <wp:docPr id="167136132" name="Imagen 1"/>
             <wp:cNvGraphicFramePr>
               <a:graphicFrameLocks xmlns:a="http://schemas.openxmlformats.org/drawingml/2006/main" noChangeAspect="1"/>
             </wp:cNvGraphicFramePr>
@@ -2627,7 +2627,7 @@
               <a:graphicData uri="http://schemas.openxmlformats.org/drawingml/2006/picture">
                 <pic:pic xmlns:pic="http://schemas.openxmlformats.org/drawingml/2006/picture">
                   <pic:nvPicPr>
-                    <pic:cNvPr id="1377768778" name="Imagen 1377768778"/>
+                    <pic:cNvPr id="167136132" name="Imagen 167136132"/>
                     <pic:cNvPicPr/>
                   </pic:nvPicPr>
                   <pic:blipFill>
@@ -2645,7 +2645,7 @@
                   <pic:spPr>
                     <a:xfrm>
                       <a:off x="0" y="0"/>
-                      <a:ext cx="5731510" cy="853440"/>
+                      <a:ext cx="5731510" cy="950595"/>
                     </a:xfrm>
                     <a:prstGeom prst="rect">
                       <a:avLst/>

--- a/docs/guia_materiales_taller4.docx
+++ b/docs/guia_materiales_taller4.docx
@@ -98,6 +98,9 @@
       <w:pPr>
         <w:spacing w:after="80" w:line="276" w:lineRule="auto"/>
         <w:jc w:val="both"/>
+        <w:rPr>
+          <w:color w:val="000000"/>
+        </w:rPr>
       </w:pPr>
       <w:r>
         <w:rPr>
@@ -271,7 +274,7 @@
         <w:rPr>
           <w:color w:val="000000"/>
         </w:rPr>
-        <w:t xml:space="preserve"> sea cognitivamente demandante. Wessel (2018) es la referencia metodológica utilizada en el taller.</w:t>
+        <w:t xml:space="preserve"> sea cognitivamente demandante. El control inhibitorio es una de las tres funciones ejecutivas centrales revisadas por Diamond (2013), y constituye la función directamente medida por este paradigma. Wessel (2018) es la referencia metodológica utilizada en el taller.</w:t>
       </w:r>
     </w:p>
     <w:p>
@@ -339,16 +342,7 @@
                 <w:sz w:val="22"/>
                 <w:szCs w:val="22"/>
               </w:rPr>
-              <w:t xml:space="preserve">El </w:t>
-            </w:r>
-            <w:proofErr w:type="gramStart"/>
-            <w:r>
-              <w:rPr>
-                <w:color w:val="000000"/>
-                <w:sz w:val="22"/>
-                <w:szCs w:val="22"/>
-              </w:rPr>
-              <w:t>archivo .</w:t>
+              <w:t>El archivo .</w:t>
             </w:r>
             <w:proofErr w:type="spellStart"/>
             <w:r>
@@ -360,7 +354,6 @@
               <w:t>psyexp</w:t>
             </w:r>
             <w:proofErr w:type="spellEnd"/>
-            <w:proofErr w:type="gramEnd"/>
             <w:r>
               <w:rPr>
                 <w:color w:val="000000"/>
@@ -533,17 +526,9 @@
         <w:rPr>
           <w:color w:val="000000"/>
         </w:rPr>
-        <w:t>gonogo_</w:t>
-      </w:r>
-      <w:proofErr w:type="gramStart"/>
-      <w:r>
-        <w:rPr>
-          <w:color w:val="000000"/>
-        </w:rPr>
-        <w:t>task.psyexp</w:t>
+        <w:t>gonogo_task.psyexp</w:t>
       </w:r>
       <w:proofErr w:type="spellEnd"/>
-      <w:proofErr w:type="gramEnd"/>
       <w:r>
         <w:rPr>
           <w:color w:val="000000"/>
@@ -753,20 +738,9 @@
                 <w:sz w:val="20"/>
                 <w:szCs w:val="20"/>
               </w:rPr>
-              <w:t>gonogo_</w:t>
-            </w:r>
-            <w:proofErr w:type="gramStart"/>
-            <w:r>
-              <w:rPr>
-                <w:rFonts w:ascii="Courier New" w:eastAsia="Courier New" w:hAnsi="Courier New" w:cs="Courier New"/>
-                <w:color w:val="000000"/>
-                <w:sz w:val="20"/>
-                <w:szCs w:val="20"/>
-              </w:rPr>
-              <w:t>task.psyexp</w:t>
-            </w:r>
-            <w:proofErr w:type="spellEnd"/>
-            <w:proofErr w:type="gramEnd"/>
+              <w:t>gonogo_task.psyexp</w:t>
+            </w:r>
+            <w:proofErr w:type="spellEnd"/>
           </w:p>
           <w:p>
             <w:pPr>
@@ -787,36 +761,48 @@
             <w:pPr>
               <w:spacing w:before="20" w:after="20"/>
               <w:jc w:val="both"/>
-              <w:rPr>
-                <w:lang w:val="en-US"/>
-              </w:rPr>
-            </w:pPr>
-            <w:r>
-              <w:rPr>
-                <w:rFonts w:ascii="Courier New" w:eastAsia="Courier New" w:hAnsi="Courier New" w:cs="Courier New"/>
-                <w:color w:val="000000"/>
-                <w:sz w:val="20"/>
-                <w:szCs w:val="20"/>
-                <w:lang w:val="en-US"/>
-              </w:rPr>
-              <w:t>├── conditions/</w:t>
+            </w:pPr>
+            <w:r>
+              <w:rPr>
+                <w:rFonts w:ascii="Courier New" w:eastAsia="Courier New" w:hAnsi="Courier New" w:cs="Courier New"/>
+                <w:color w:val="000000"/>
+                <w:sz w:val="20"/>
+                <w:szCs w:val="20"/>
+              </w:rPr>
+              <w:t xml:space="preserve">├── </w:t>
+            </w:r>
+            <w:proofErr w:type="spellStart"/>
+            <w:r>
+              <w:rPr>
+                <w:rFonts w:ascii="Courier New" w:eastAsia="Courier New" w:hAnsi="Courier New" w:cs="Courier New"/>
+                <w:color w:val="000000"/>
+                <w:sz w:val="20"/>
+                <w:szCs w:val="20"/>
+              </w:rPr>
+              <w:t>conditions</w:t>
+            </w:r>
+            <w:proofErr w:type="spellEnd"/>
+            <w:r>
+              <w:rPr>
+                <w:rFonts w:ascii="Courier New" w:eastAsia="Courier New" w:hAnsi="Courier New" w:cs="Courier New"/>
+                <w:color w:val="000000"/>
+                <w:sz w:val="20"/>
+                <w:szCs w:val="20"/>
+              </w:rPr>
+              <w:t>/</w:t>
             </w:r>
           </w:p>
           <w:p>
             <w:pPr>
               <w:spacing w:before="20" w:after="20"/>
               <w:jc w:val="both"/>
-              <w:rPr>
-                <w:lang w:val="en-US"/>
-              </w:rPr>
-            </w:pPr>
-            <w:r>
-              <w:rPr>
-                <w:rFonts w:ascii="Courier New" w:eastAsia="Courier New" w:hAnsi="Courier New" w:cs="Courier New"/>
-                <w:color w:val="000000"/>
-                <w:sz w:val="20"/>
-                <w:szCs w:val="20"/>
-                <w:lang w:val="en-US"/>
+            </w:pPr>
+            <w:r>
+              <w:rPr>
+                <w:rFonts w:ascii="Courier New" w:eastAsia="Courier New" w:hAnsi="Courier New" w:cs="Courier New"/>
+                <w:color w:val="000000"/>
+                <w:sz w:val="20"/>
+                <w:szCs w:val="20"/>
               </w:rPr>
               <w:t xml:space="preserve">│   ├── </w:t>
             </w:r>
@@ -826,7 +812,6 @@
                 <w:color w:val="000000"/>
                 <w:sz w:val="20"/>
                 <w:szCs w:val="20"/>
-                <w:lang w:val="en-US"/>
               </w:rPr>
               <w:t>condiciones_</w:t>
             </w:r>
@@ -836,31 +821,68 @@
                 <w:color w:val="000000"/>
                 <w:sz w:val="20"/>
                 <w:szCs w:val="20"/>
-                <w:lang w:val="en-US"/>
-              </w:rPr>
-              <w:t xml:space="preserve">practica.xlsx           </w:t>
-            </w:r>
-            <w:proofErr w:type="gramStart"/>
-            <w:r>
-              <w:rPr>
-                <w:rFonts w:ascii="Courier New" w:eastAsia="Courier New" w:hAnsi="Courier New" w:cs="Courier New"/>
-                <w:color w:val="000000"/>
-                <w:sz w:val="20"/>
-                <w:szCs w:val="20"/>
-                <w:lang w:val="en-US"/>
-              </w:rPr>
-              <w:t xml:space="preserve">   (</w:t>
-            </w:r>
-            <w:proofErr w:type="gramEnd"/>
-            <w:r>
-              <w:rPr>
-                <w:rFonts w:ascii="Courier New" w:eastAsia="Courier New" w:hAnsi="Courier New" w:cs="Courier New"/>
-                <w:color w:val="000000"/>
-                <w:sz w:val="20"/>
-                <w:szCs w:val="20"/>
-                <w:lang w:val="en-US"/>
-              </w:rPr>
-              <w:t>20 trials — 16 Go + 4 No-Go)</w:t>
+              </w:rPr>
+              <w:t xml:space="preserve">practica.xlsx              (20 </w:t>
+            </w:r>
+            <w:proofErr w:type="spellStart"/>
+            <w:r>
+              <w:rPr>
+                <w:rFonts w:ascii="Courier New" w:eastAsia="Courier New" w:hAnsi="Courier New" w:cs="Courier New"/>
+                <w:color w:val="000000"/>
+                <w:sz w:val="20"/>
+                <w:szCs w:val="20"/>
+              </w:rPr>
+              <w:t>trials</w:t>
+            </w:r>
+            <w:proofErr w:type="spellEnd"/>
+            <w:r>
+              <w:rPr>
+                <w:rFonts w:ascii="Courier New" w:eastAsia="Courier New" w:hAnsi="Courier New" w:cs="Courier New"/>
+                <w:color w:val="000000"/>
+                <w:sz w:val="20"/>
+                <w:szCs w:val="20"/>
+              </w:rPr>
+              <w:t xml:space="preserve"> — 16 </w:t>
+            </w:r>
+            <w:proofErr w:type="spellStart"/>
+            <w:r>
+              <w:rPr>
+                <w:rFonts w:ascii="Courier New" w:eastAsia="Courier New" w:hAnsi="Courier New" w:cs="Courier New"/>
+                <w:color w:val="000000"/>
+                <w:sz w:val="20"/>
+                <w:szCs w:val="20"/>
+              </w:rPr>
+              <w:t>Go</w:t>
+            </w:r>
+            <w:proofErr w:type="spellEnd"/>
+            <w:r>
+              <w:rPr>
+                <w:rFonts w:ascii="Courier New" w:eastAsia="Courier New" w:hAnsi="Courier New" w:cs="Courier New"/>
+                <w:color w:val="000000"/>
+                <w:sz w:val="20"/>
+                <w:szCs w:val="20"/>
+              </w:rPr>
+              <w:t xml:space="preserve"> + 4 No-</w:t>
+            </w:r>
+            <w:proofErr w:type="spellStart"/>
+            <w:r>
+              <w:rPr>
+                <w:rFonts w:ascii="Courier New" w:eastAsia="Courier New" w:hAnsi="Courier New" w:cs="Courier New"/>
+                <w:color w:val="000000"/>
+                <w:sz w:val="20"/>
+                <w:szCs w:val="20"/>
+              </w:rPr>
+              <w:t>Go</w:t>
+            </w:r>
+            <w:proofErr w:type="spellEnd"/>
+            <w:r>
+              <w:rPr>
+                <w:rFonts w:ascii="Courier New" w:eastAsia="Courier New" w:hAnsi="Courier New" w:cs="Courier New"/>
+                <w:color w:val="000000"/>
+                <w:sz w:val="20"/>
+                <w:szCs w:val="20"/>
+              </w:rPr>
+              <w:t>)</w:t>
             </w:r>
           </w:p>
           <w:p>
@@ -893,27 +915,7 @@
                 <w:sz w:val="20"/>
                 <w:szCs w:val="20"/>
               </w:rPr>
-              <w:t xml:space="preserve">experimental.xlsx      </w:t>
-            </w:r>
-            <w:proofErr w:type="gramStart"/>
-            <w:r>
-              <w:rPr>
-                <w:rFonts w:ascii="Courier New" w:eastAsia="Courier New" w:hAnsi="Courier New" w:cs="Courier New"/>
-                <w:color w:val="000000"/>
-                <w:sz w:val="20"/>
-                <w:szCs w:val="20"/>
-              </w:rPr>
-              <w:t xml:space="preserve">   (</w:t>
-            </w:r>
-            <w:proofErr w:type="gramEnd"/>
-            <w:r>
-              <w:rPr>
-                <w:rFonts w:ascii="Courier New" w:eastAsia="Courier New" w:hAnsi="Courier New" w:cs="Courier New"/>
-                <w:color w:val="000000"/>
-                <w:sz w:val="20"/>
-                <w:szCs w:val="20"/>
-              </w:rPr>
-              <w:t xml:space="preserve">80 </w:t>
+              <w:t xml:space="preserve">experimental.xlsx         (80 </w:t>
             </w:r>
             <w:proofErr w:type="spellStart"/>
             <w:r>
@@ -1053,6 +1055,7 @@
                 <w:sz w:val="20"/>
                 <w:szCs w:val="20"/>
               </w:rPr>
+              <w:lastRenderedPageBreak/>
               <w:t>│   │   ├── 1_instrucciones.png</w:t>
             </w:r>
           </w:p>
@@ -1068,7 +1071,6 @@
                 <w:sz w:val="20"/>
                 <w:szCs w:val="20"/>
               </w:rPr>
-              <w:lastRenderedPageBreak/>
               <w:t>│   │   ├── 2_instrucciones_practica.png</w:t>
             </w:r>
           </w:p>
@@ -1179,27 +1181,7 @@
                 <w:sz w:val="20"/>
                 <w:szCs w:val="20"/>
               </w:rPr>
-              <w:t xml:space="preserve">│       ├── go.png              </w:t>
-            </w:r>
-            <w:proofErr w:type="gramStart"/>
-            <w:r>
-              <w:rPr>
-                <w:rFonts w:ascii="Courier New" w:eastAsia="Courier New" w:hAnsi="Courier New" w:cs="Courier New"/>
-                <w:color w:val="000000"/>
-                <w:sz w:val="20"/>
-                <w:szCs w:val="20"/>
-              </w:rPr>
-              <w:t xml:space="preserve">   (</w:t>
-            </w:r>
-            <w:proofErr w:type="gramEnd"/>
-            <w:r>
-              <w:rPr>
-                <w:rFonts w:ascii="Courier New" w:eastAsia="Courier New" w:hAnsi="Courier New" w:cs="Courier New"/>
-                <w:color w:val="000000"/>
-                <w:sz w:val="20"/>
-                <w:szCs w:val="20"/>
-              </w:rPr>
-              <w:t xml:space="preserve">círculo verde #27AE60 — 500×500 </w:t>
+              <w:t xml:space="preserve">│       ├── go.png                 (círculo verde #27AE60 — 500×500 </w:t>
             </w:r>
             <w:proofErr w:type="spellStart"/>
             <w:r>
@@ -1234,27 +1216,7 @@
                 <w:sz w:val="20"/>
                 <w:szCs w:val="20"/>
               </w:rPr>
-              <w:t xml:space="preserve">│       └── nogo.png            </w:t>
-            </w:r>
-            <w:proofErr w:type="gramStart"/>
-            <w:r>
-              <w:rPr>
-                <w:rFonts w:ascii="Courier New" w:eastAsia="Courier New" w:hAnsi="Courier New" w:cs="Courier New"/>
-                <w:color w:val="000000"/>
-                <w:sz w:val="20"/>
-                <w:szCs w:val="20"/>
-              </w:rPr>
-              <w:t xml:space="preserve">   (</w:t>
-            </w:r>
-            <w:proofErr w:type="gramEnd"/>
-            <w:r>
-              <w:rPr>
-                <w:rFonts w:ascii="Courier New" w:eastAsia="Courier New" w:hAnsi="Courier New" w:cs="Courier New"/>
-                <w:color w:val="000000"/>
-                <w:sz w:val="20"/>
-                <w:szCs w:val="20"/>
-              </w:rPr>
-              <w:t xml:space="preserve">cuadrado rojo #C0392B — 500×500 </w:t>
+              <w:t xml:space="preserve">│       └── nogo.png               (cuadrado rojo #C0392B — 500×500 </w:t>
             </w:r>
             <w:proofErr w:type="spellStart"/>
             <w:r>
@@ -4415,47 +4377,7 @@
                 <w:sz w:val="20"/>
                 <w:szCs w:val="20"/>
               </w:rPr>
-              <w:t xml:space="preserve">/go.png    — Círculo </w:t>
-            </w:r>
-            <w:proofErr w:type="gramStart"/>
-            <w:r>
-              <w:rPr>
-                <w:rFonts w:ascii="Courier New" w:eastAsia="Courier New" w:hAnsi="Courier New" w:cs="Courier New"/>
-                <w:color w:val="000000"/>
-                <w:sz w:val="20"/>
-                <w:szCs w:val="20"/>
-              </w:rPr>
-              <w:t>verde  (</w:t>
-            </w:r>
-            <w:proofErr w:type="gramEnd"/>
-            <w:r>
-              <w:rPr>
-                <w:rFonts w:ascii="Courier New" w:eastAsia="Courier New" w:hAnsi="Courier New" w:cs="Courier New"/>
-                <w:color w:val="000000"/>
-                <w:sz w:val="20"/>
-                <w:szCs w:val="20"/>
-              </w:rPr>
-              <w:t>#27AE60</w:t>
-            </w:r>
-            <w:proofErr w:type="gramStart"/>
-            <w:r>
-              <w:rPr>
-                <w:rFonts w:ascii="Courier New" w:eastAsia="Courier New" w:hAnsi="Courier New" w:cs="Courier New"/>
-                <w:color w:val="000000"/>
-                <w:sz w:val="20"/>
-                <w:szCs w:val="20"/>
-              </w:rPr>
-              <w:t>)  —</w:t>
-            </w:r>
-            <w:proofErr w:type="gramEnd"/>
-            <w:r>
-              <w:rPr>
-                <w:rFonts w:ascii="Courier New" w:eastAsia="Courier New" w:hAnsi="Courier New" w:cs="Courier New"/>
-                <w:color w:val="000000"/>
-                <w:sz w:val="20"/>
-                <w:szCs w:val="20"/>
-              </w:rPr>
-              <w:t xml:space="preserve"> 380 </w:t>
+              <w:t xml:space="preserve">/go.png    — Círculo verde  (#27AE60)  — 380 </w:t>
             </w:r>
             <w:proofErr w:type="spellStart"/>
             <w:r>
@@ -4483,7 +4405,6 @@
               <w:spacing w:before="20" w:after="20"/>
               <w:jc w:val="both"/>
             </w:pPr>
-            <w:proofErr w:type="gramStart"/>
             <w:r>
               <w:rPr>
                 <w:rFonts w:ascii="Courier New" w:eastAsia="Courier New" w:hAnsi="Courier New" w:cs="Courier New"/>
@@ -4511,57 +4432,7 @@
                 <w:sz w:val="20"/>
                 <w:szCs w:val="20"/>
               </w:rPr>
-              <w:t>/nogo.png  —</w:t>
-            </w:r>
-            <w:proofErr w:type="gramEnd"/>
-            <w:r>
-              <w:rPr>
-                <w:rFonts w:ascii="Courier New" w:eastAsia="Courier New" w:hAnsi="Courier New" w:cs="Courier New"/>
-                <w:color w:val="000000"/>
-                <w:sz w:val="20"/>
-                <w:szCs w:val="20"/>
-              </w:rPr>
-              <w:t xml:space="preserve"> Cuadrado </w:t>
-            </w:r>
-            <w:proofErr w:type="gramStart"/>
-            <w:r>
-              <w:rPr>
-                <w:rFonts w:ascii="Courier New" w:eastAsia="Courier New" w:hAnsi="Courier New" w:cs="Courier New"/>
-                <w:color w:val="000000"/>
-                <w:sz w:val="20"/>
-                <w:szCs w:val="20"/>
-              </w:rPr>
-              <w:t>rojo  (</w:t>
-            </w:r>
-            <w:proofErr w:type="gramEnd"/>
-            <w:r>
-              <w:rPr>
-                <w:rFonts w:ascii="Courier New" w:eastAsia="Courier New" w:hAnsi="Courier New" w:cs="Courier New"/>
-                <w:color w:val="000000"/>
-                <w:sz w:val="20"/>
-                <w:szCs w:val="20"/>
-              </w:rPr>
-              <w:t>#C0392</w:t>
-            </w:r>
-            <w:proofErr w:type="gramStart"/>
-            <w:r>
-              <w:rPr>
-                <w:rFonts w:ascii="Courier New" w:eastAsia="Courier New" w:hAnsi="Courier New" w:cs="Courier New"/>
-                <w:color w:val="000000"/>
-                <w:sz w:val="20"/>
-                <w:szCs w:val="20"/>
-              </w:rPr>
-              <w:t>B)  —</w:t>
-            </w:r>
-            <w:proofErr w:type="gramEnd"/>
-            <w:r>
-              <w:rPr>
-                <w:rFonts w:ascii="Courier New" w:eastAsia="Courier New" w:hAnsi="Courier New" w:cs="Courier New"/>
-                <w:color w:val="000000"/>
-                <w:sz w:val="20"/>
-                <w:szCs w:val="20"/>
-              </w:rPr>
-              <w:t xml:space="preserve"> 380 </w:t>
+              <w:t xml:space="preserve">/nogo.png  — Cuadrado rojo  (#C0392B)  — 380 </w:t>
             </w:r>
             <w:proofErr w:type="spellStart"/>
             <w:r>
@@ -4676,25 +4547,14 @@
               <w:t>instructions</w:t>
             </w:r>
             <w:proofErr w:type="spellEnd"/>
-            <w:proofErr w:type="gramStart"/>
-            <w:r>
-              <w:rPr>
-                <w:rFonts w:ascii="Courier New" w:eastAsia="Courier New" w:hAnsi="Courier New" w:cs="Courier New"/>
-                <w:color w:val="000000"/>
-                <w:sz w:val="20"/>
-                <w:szCs w:val="20"/>
-              </w:rPr>
-              <w:t>/  —</w:t>
-            </w:r>
-            <w:proofErr w:type="gramEnd"/>
-            <w:r>
-              <w:rPr>
-                <w:rFonts w:ascii="Courier New" w:eastAsia="Courier New" w:hAnsi="Courier New" w:cs="Courier New"/>
-                <w:color w:val="000000"/>
-                <w:sz w:val="20"/>
-                <w:szCs w:val="20"/>
-              </w:rPr>
-              <w:t xml:space="preserve"> Imágenes de instrucciones preparadas en </w:t>
+            <w:r>
+              <w:rPr>
+                <w:rFonts w:ascii="Courier New" w:eastAsia="Courier New" w:hAnsi="Courier New" w:cs="Courier New"/>
+                <w:color w:val="000000"/>
+                <w:sz w:val="20"/>
+                <w:szCs w:val="20"/>
+              </w:rPr>
+              <w:t xml:space="preserve">/  — Imágenes de instrucciones preparadas en </w:t>
             </w:r>
             <w:proofErr w:type="spellStart"/>
             <w:r>
@@ -4813,37 +4673,17 @@
                 <w:sz w:val="20"/>
                 <w:szCs w:val="20"/>
               </w:rPr>
-              <w:t xml:space="preserve">  </w:t>
-            </w:r>
-            <w:proofErr w:type="gramStart"/>
-            <w:r>
-              <w:rPr>
-                <w:rFonts w:ascii="Courier New" w:eastAsia="Courier New" w:hAnsi="Courier New" w:cs="Courier New"/>
-                <w:color w:val="000000"/>
-                <w:sz w:val="20"/>
-                <w:szCs w:val="20"/>
-              </w:rPr>
-              <w:t xml:space="preserve">05_instrucciones_experimental.png  </w:t>
-            </w:r>
-            <w:proofErr w:type="spellStart"/>
-            <w:r>
-              <w:rPr>
-                <w:rFonts w:ascii="Courier New" w:eastAsia="Courier New" w:hAnsi="Courier New" w:cs="Courier New"/>
-                <w:color w:val="000000"/>
-                <w:sz w:val="20"/>
-                <w:szCs w:val="20"/>
-              </w:rPr>
-              <w:t>instrucciones</w:t>
-            </w:r>
-            <w:proofErr w:type="gramEnd"/>
-            <w:r>
-              <w:rPr>
-                <w:rFonts w:ascii="Courier New" w:eastAsia="Courier New" w:hAnsi="Courier New" w:cs="Courier New"/>
-                <w:color w:val="000000"/>
-                <w:sz w:val="20"/>
-                <w:szCs w:val="20"/>
-              </w:rPr>
-              <w:t>_experimental</w:t>
+              <w:t xml:space="preserve">  05_instrucciones_experimental.png  </w:t>
+            </w:r>
+            <w:proofErr w:type="spellStart"/>
+            <w:r>
+              <w:rPr>
+                <w:rFonts w:ascii="Courier New" w:eastAsia="Courier New" w:hAnsi="Courier New" w:cs="Courier New"/>
+                <w:color w:val="000000"/>
+                <w:sz w:val="20"/>
+                <w:szCs w:val="20"/>
+              </w:rPr>
+              <w:t>instrucciones_experimental</w:t>
             </w:r>
             <w:proofErr w:type="spellEnd"/>
           </w:p>
@@ -5383,6 +5223,56 @@
         <w:t>Referencias</w:t>
       </w:r>
       <w:proofErr w:type="spellEnd"/>
+    </w:p>
+    <w:p>
+      <w:pPr>
+        <w:spacing w:after="120" w:line="276" w:lineRule="auto"/>
+        <w:ind w:left="720" w:hanging="720"/>
+        <w:jc w:val="both"/>
+        <w:rPr>
+          <w:color w:val="000000"/>
+          <w:lang w:val="en-US"/>
+        </w:rPr>
+      </w:pPr>
+      <w:r>
+        <w:rPr>
+          <w:color w:val="000000"/>
+          <w:lang w:val="en-US"/>
+        </w:rPr>
+        <w:t xml:space="preserve">Diamond, A. (2013). Executive Functions. </w:t>
+      </w:r>
+      <w:r>
+        <w:rPr>
+          <w:i/>
+          <w:iCs/>
+          <w:color w:val="000000"/>
+          <w:lang w:val="en-US"/>
+        </w:rPr>
+        <w:t>Annual Review of Psychology</w:t>
+      </w:r>
+      <w:r>
+        <w:rPr>
+          <w:color w:val="000000"/>
+          <w:lang w:val="en-US"/>
+        </w:rPr>
+        <w:t xml:space="preserve">, </w:t>
+      </w:r>
+      <w:r>
+        <w:rPr>
+          <w:i/>
+          <w:iCs/>
+          <w:color w:val="000000"/>
+          <w:lang w:val="en-US"/>
+        </w:rPr>
+        <w:t>64</w:t>
+      </w:r>
+      <w:r>
+        <w:rPr>
+          <w:color w:val="000000"/>
+          <w:lang w:val="en-US"/>
+        </w:rPr>
+        <w:t>(Volume 64, 2013), 135–168. https://doi.org/10.1146/annurev-psych-113011-143750</w:t>
+      </w:r>
     </w:p>
     <w:p>
       <w:pPr>
